--- a/exercises/Bài tập tổng hợp 45-47 - Câu bị động/Đề 2.docx
+++ b/exercises/Bài tập tổng hợp 45-47 - Câu bị động/Đề 2.docx
@@ -3,604 +3,2788 @@
 <w:document xmlns:w="http://schemas.openxmlformats.org/wordprocessingml/2006/main">
   <w:body>
     <w:p>
-      <w:r>
-        <w:rPr>
+      <w:pPr>
+        <w:spacing w:before="0" w:after="280"/>
+        <w:keepNext/>
+        <w:jc w:val="center"/>
+      </w:pPr>
+      <w:r>
+        <w:rPr>
+          <w:color w:val="000000"/>
           <w:b/>
         </w:rPr>
-        <w:t xml:space="preserve">ĐỀ TỔNG HỢP 45–47 – ĐỀ 2</w:t>
-      </w:r>
-    </w:p>
-    <w:p>
-      <w:r>
-        <w:t xml:space="preserve">PASSIVE VOICE – BASIC, TENSES AND ADVANCED STRUCTURES</w:t>
-      </w:r>
-    </w:p>
-    <w:p>
-      <w:r>
-        <w:t xml:space="preserve">Họ và tên: __________________________                         Điểm: ________/100</w:t>
-      </w:r>
-    </w:p>
-    <w:p>
-      <w:r>
-        <w:rPr>
+        <w:t>ĐỀ TỔNG HỢP 45–47 – ĐỀ 2</w:t>
+      </w:r>
+    </w:p>
+    <w:p>
+      <w:pPr>
+        <w:spacing w:before="0" w:after="180"/>
+        <w:jc w:val="center"/>
+      </w:pPr>
+      <w:r>
+        <w:rPr>
+          <w:color w:val="000000"/>
           <w:b/>
         </w:rPr>
-        <w:t xml:space="preserve">PHẦN 1. CHỌN ĐÁP ÁN ĐÚNG (10 điểm)</w:t>
-      </w:r>
-    </w:p>
-    <w:p>
-      <w:r>
-        <w:t xml:space="preserve">1. The work ___. A has completed B has been completed C was completing</w:t>
-      </w:r>
-    </w:p>
-    <w:p>
-      <w:r>
-        <w:t xml:space="preserve">2. The road ___ when we arrived. A was being repaired B repaired C is repaired</w:t>
-      </w:r>
-    </w:p>
-    <w:p>
-      <w:r>
-        <w:t xml:space="preserve">3. The plan ___ tomorrow. A is going to discuss B is going to be discussed C discussed</w:t>
-      </w:r>
-    </w:p>
-    <w:p>
-      <w:r>
-        <w:t xml:space="preserve">4. The rules ___ by everyone. A must follow B must be followed C must followed</w:t>
-      </w:r>
-    </w:p>
-    <w:p>
-      <w:r>
-        <w:t xml:space="preserve">5. The window ___ by the ball. A broke B was broken C is breaking</w:t>
-      </w:r>
-    </w:p>
-    <w:p>
-      <w:r>
-        <w:t xml:space="preserve">6. Rice ___ in this region. A grows B is grown C grew</w:t>
-      </w:r>
-    </w:p>
-    <w:p>
-      <w:r>
-        <w:t xml:space="preserve">7. Dinner ___ at the moment. A is prepared B is being prepared C prepares</w:t>
-      </w:r>
-    </w:p>
-    <w:p>
-      <w:r>
-        <w:t xml:space="preserve">8. The package ___ yet. A has not delivered B has not been delivered C was not delivered</w:t>
-      </w:r>
-    </w:p>
-    <w:p>
-      <w:r>
-        <w:t xml:space="preserve">9. The problem ___ soon. A can solve B can be solved C can solved</w:t>
-      </w:r>
-    </w:p>
-    <w:p>
-      <w:r>
-        <w:t xml:space="preserve">10. The house ___ in 1995. A was built B is built C has built</w:t>
-      </w:r>
-    </w:p>
-    <w:p>
-      <w:r>
-        <w:rPr>
+        <w:t>PASSIVE VOICE – BASIC, TENSES AND ADVANCED STRUCTURES</w:t>
+      </w:r>
+    </w:p>
+    <w:p>
+      <w:pPr>
+        <w:spacing w:before="0" w:after="100"/>
+      </w:pPr>
+      <w:r>
+        <w:rPr>
+          <w:color w:val="000000"/>
+        </w:rPr>
+        <w:t>Họ và tên: __________________________                         Điểm: ________/100</w:t>
+      </w:r>
+    </w:p>
+    <w:p>
+      <w:pPr>
+        <w:spacing w:before="0" w:after="100"/>
+      </w:pPr>
+      <w:r>
+        <w:rPr>
+          <w:color w:val="000000"/>
+        </w:rPr>
+        <w:t>Phạm vi kiến thức: Bài 45–47 — câu bị động cơ bản; các thì bị động; động từ khuyết thiếu; hai tân ngữ; động từ tường thuật; have/get something done.</w:t>
+      </w:r>
+    </w:p>
+    <w:p>
+      <w:pPr>
+        <w:spacing w:before="0" w:after="100"/>
+      </w:pPr>
+      <w:r>
+        <w:rPr>
+          <w:color w:val="000000"/>
+        </w:rPr>
+        <w:t>Thời gian làm bài dự kiến: 90 phút.</w:t>
+      </w:r>
+    </w:p>
+    <w:p>
+      <w:pPr>
+        <w:spacing w:before="0" w:after="100"/>
+      </w:pPr>
+      <w:r>
+        <w:rPr>
+          <w:color w:val="000000"/>
+        </w:rPr>
+        <w:t>Tổng điểm: 100 điểm.</w:t>
+      </w:r>
+    </w:p>
+    <w:p>
+      <w:pPr>
+        <w:spacing w:before="0" w:after="120"/>
+      </w:pPr>
+      <w:r>
+        <w:rPr>
+          <w:color w:val="000000"/>
+        </w:rPr>
+        <w:t>Hướng dẫn chung: Làm lần lượt từng phần và kiểm tra thì, trợ động từ, quá khứ phân từ cùng vị trí tân ngữ trong câu bị động trước khi nộp bài.</w:t>
+      </w:r>
+    </w:p>
+    <w:p>
+      <w:pPr>
+        <w:spacing w:before="240" w:after="60"/>
+        <w:keepNext/>
+      </w:pPr>
+      <w:r>
+        <w:rPr>
+          <w:color w:val="000000"/>
           <w:b/>
         </w:rPr>
-        <w:t xml:space="preserve">PHẦN 2. CHUYỂN CHỦ ĐỘNG SANG BỊ ĐỘNG (10 điểm)</w:t>
-      </w:r>
-    </w:p>
-    <w:p>
-      <w:r>
-        <w:t xml:space="preserve">1. They are going to build a hospital.</w:t>
-      </w:r>
-    </w:p>
-    <w:p>
-      <w:r>
-        <w:t xml:space="preserve">2. Scientists have discovered a new species.</w:t>
-      </w:r>
-    </w:p>
-    <w:p>
-      <w:r>
-        <w:t xml:space="preserve">3. You must wear a helmet.</w:t>
-      </w:r>
-    </w:p>
-    <w:p>
-      <w:r>
-        <w:t xml:space="preserve">4. They cannot solve the problem.</w:t>
-      </w:r>
-    </w:p>
-    <w:p>
-      <w:r>
-        <w:t xml:space="preserve">5. Did Lan write this letter?</w:t>
-      </w:r>
-    </w:p>
-    <w:p>
-      <w:r>
-        <w:t xml:space="preserve">6. Do they clean the rooms daily?</w:t>
-      </w:r>
-    </w:p>
-    <w:p>
-      <w:r>
-        <w:t xml:space="preserve">7. They did not invite Nam.</w:t>
-      </w:r>
-    </w:p>
-    <w:p>
-      <w:r>
-        <w:t xml:space="preserve">8. Someone has stolen my bicycle.</w:t>
-      </w:r>
-    </w:p>
-    <w:p>
-      <w:r>
-        <w:t xml:space="preserve">9. The chef is preparing lunch.</w:t>
-      </w:r>
-    </w:p>
-    <w:p>
-      <w:r>
-        <w:t xml:space="preserve">10. They should protect these animals.</w:t>
-      </w:r>
-    </w:p>
-    <w:p>
-      <w:r>
-        <w:rPr>
+        <w:t>PHẦN 1. CHỌN ĐÁP ÁN ĐÚNG (10 điểm)</w:t>
+      </w:r>
+    </w:p>
+    <w:p>
+      <w:pPr>
+        <w:spacing w:before="0" w:after="60"/>
+        <w:keepNext/>
+      </w:pPr>
+      <w:r>
+        <w:rPr>
+          <w:color w:val="000000"/>
+          <w:i/>
+        </w:rPr>
+        <w:t>Hướng dẫn: Đọc từng câu và chọn dạng bị động phù hợp nhất.</w:t>
+      </w:r>
+    </w:p>
+    <w:p>
+      <w:pPr>
+        <w:spacing w:before="120" w:after="60"/>
+        <w:keepNext/>
+      </w:pPr>
+      <w:r>
+        <w:rPr>
+          <w:color w:val="000000"/>
+        </w:rPr>
+        <w:t>1. The work ___.</w:t>
+      </w:r>
+    </w:p>
+    <w:p>
+      <w:pPr>
+        <w:spacing w:before="0" w:after="40"/>
+        <w:keepNext/>
+      </w:pPr>
+      <w:r>
+        <w:rPr>
+          <w:color w:val="000000"/>
+        </w:rPr>
+        <w:t>A. has completed</w:t>
+      </w:r>
+    </w:p>
+    <w:p>
+      <w:pPr>
+        <w:spacing w:before="0" w:after="40"/>
+        <w:keepNext/>
+      </w:pPr>
+      <w:r>
+        <w:rPr>
+          <w:color w:val="000000"/>
+        </w:rPr>
+        <w:t>B. has been completed</w:t>
+      </w:r>
+    </w:p>
+    <w:p>
+      <w:pPr>
+        <w:spacing w:before="0" w:after="200"/>
+      </w:pPr>
+      <w:r>
+        <w:rPr>
+          <w:color w:val="000000"/>
+        </w:rPr>
+        <w:t>C. was completing</w:t>
+      </w:r>
+    </w:p>
+    <w:p>
+      <w:pPr>
+        <w:spacing w:before="120" w:after="60"/>
+        <w:keepNext/>
+      </w:pPr>
+      <w:r>
+        <w:rPr>
+          <w:color w:val="000000"/>
+        </w:rPr>
+        <w:t>2. The road ___ when we arrived.</w:t>
+      </w:r>
+    </w:p>
+    <w:p>
+      <w:pPr>
+        <w:spacing w:before="0" w:after="40"/>
+        <w:keepNext/>
+      </w:pPr>
+      <w:r>
+        <w:rPr>
+          <w:color w:val="000000"/>
+        </w:rPr>
+        <w:t>A. was being repaired</w:t>
+      </w:r>
+    </w:p>
+    <w:p>
+      <w:pPr>
+        <w:spacing w:before="0" w:after="40"/>
+        <w:keepNext/>
+      </w:pPr>
+      <w:r>
+        <w:rPr>
+          <w:color w:val="000000"/>
+        </w:rPr>
+        <w:t>B. repaired</w:t>
+      </w:r>
+    </w:p>
+    <w:p>
+      <w:pPr>
+        <w:spacing w:before="0" w:after="200"/>
+      </w:pPr>
+      <w:r>
+        <w:rPr>
+          <w:color w:val="000000"/>
+        </w:rPr>
+        <w:t>C. is repaired</w:t>
+      </w:r>
+    </w:p>
+    <w:p>
+      <w:pPr>
+        <w:spacing w:before="120" w:after="60"/>
+        <w:keepNext/>
+      </w:pPr>
+      <w:r>
+        <w:rPr>
+          <w:color w:val="000000"/>
+        </w:rPr>
+        <w:t>3. The plan ___ tomorrow.</w:t>
+      </w:r>
+    </w:p>
+    <w:p>
+      <w:pPr>
+        <w:spacing w:before="0" w:after="40"/>
+        <w:keepNext/>
+      </w:pPr>
+      <w:r>
+        <w:rPr>
+          <w:color w:val="000000"/>
+        </w:rPr>
+        <w:t>A. is going to discuss</w:t>
+      </w:r>
+    </w:p>
+    <w:p>
+      <w:pPr>
+        <w:spacing w:before="0" w:after="40"/>
+        <w:keepNext/>
+      </w:pPr>
+      <w:r>
+        <w:rPr>
+          <w:color w:val="000000"/>
+        </w:rPr>
+        <w:t>B. is going to be discussed</w:t>
+      </w:r>
+    </w:p>
+    <w:p>
+      <w:pPr>
+        <w:spacing w:before="0" w:after="200"/>
+      </w:pPr>
+      <w:r>
+        <w:rPr>
+          <w:color w:val="000000"/>
+        </w:rPr>
+        <w:t>C. discussed</w:t>
+      </w:r>
+    </w:p>
+    <w:p>
+      <w:pPr>
+        <w:spacing w:before="120" w:after="60"/>
+        <w:keepNext/>
+      </w:pPr>
+      <w:r>
+        <w:rPr>
+          <w:color w:val="000000"/>
+        </w:rPr>
+        <w:t>4. The rules ___ by everyone.</w:t>
+      </w:r>
+    </w:p>
+    <w:p>
+      <w:pPr>
+        <w:spacing w:before="0" w:after="40"/>
+        <w:keepNext/>
+      </w:pPr>
+      <w:r>
+        <w:rPr>
+          <w:color w:val="000000"/>
+        </w:rPr>
+        <w:t>A. must follow</w:t>
+      </w:r>
+    </w:p>
+    <w:p>
+      <w:pPr>
+        <w:spacing w:before="0" w:after="40"/>
+        <w:keepNext/>
+      </w:pPr>
+      <w:r>
+        <w:rPr>
+          <w:color w:val="000000"/>
+        </w:rPr>
+        <w:t>B. must be followed</w:t>
+      </w:r>
+    </w:p>
+    <w:p>
+      <w:pPr>
+        <w:spacing w:before="0" w:after="200"/>
+      </w:pPr>
+      <w:r>
+        <w:rPr>
+          <w:color w:val="000000"/>
+        </w:rPr>
+        <w:t>C. must followed</w:t>
+      </w:r>
+    </w:p>
+    <w:p>
+      <w:pPr>
+        <w:spacing w:before="120" w:after="60"/>
+        <w:keepNext/>
+      </w:pPr>
+      <w:r>
+        <w:rPr>
+          <w:color w:val="000000"/>
+        </w:rPr>
+        <w:t>5. The window ___ by the ball.</w:t>
+      </w:r>
+    </w:p>
+    <w:p>
+      <w:pPr>
+        <w:spacing w:before="0" w:after="40"/>
+        <w:keepNext/>
+      </w:pPr>
+      <w:r>
+        <w:rPr>
+          <w:color w:val="000000"/>
+        </w:rPr>
+        <w:t>A. broke</w:t>
+      </w:r>
+    </w:p>
+    <w:p>
+      <w:pPr>
+        <w:spacing w:before="0" w:after="40"/>
+        <w:keepNext/>
+      </w:pPr>
+      <w:r>
+        <w:rPr>
+          <w:color w:val="000000"/>
+        </w:rPr>
+        <w:t>B. was broken</w:t>
+      </w:r>
+    </w:p>
+    <w:p>
+      <w:pPr>
+        <w:spacing w:before="0" w:after="200"/>
+      </w:pPr>
+      <w:r>
+        <w:rPr>
+          <w:color w:val="000000"/>
+        </w:rPr>
+        <w:t>C. is breaking</w:t>
+      </w:r>
+    </w:p>
+    <w:p>
+      <w:pPr>
+        <w:spacing w:before="120" w:after="60"/>
+        <w:keepNext/>
+      </w:pPr>
+      <w:r>
+        <w:rPr>
+          <w:color w:val="000000"/>
+        </w:rPr>
+        <w:t>6. Rice ___ in this region.</w:t>
+      </w:r>
+    </w:p>
+    <w:p>
+      <w:pPr>
+        <w:spacing w:before="0" w:after="40"/>
+        <w:keepNext/>
+      </w:pPr>
+      <w:r>
+        <w:rPr>
+          <w:color w:val="000000"/>
+        </w:rPr>
+        <w:t>A. grows</w:t>
+      </w:r>
+    </w:p>
+    <w:p>
+      <w:pPr>
+        <w:spacing w:before="0" w:after="40"/>
+        <w:keepNext/>
+      </w:pPr>
+      <w:r>
+        <w:rPr>
+          <w:color w:val="000000"/>
+        </w:rPr>
+        <w:t>B. is grown</w:t>
+      </w:r>
+    </w:p>
+    <w:p>
+      <w:pPr>
+        <w:spacing w:before="0" w:after="200"/>
+      </w:pPr>
+      <w:r>
+        <w:rPr>
+          <w:color w:val="000000"/>
+        </w:rPr>
+        <w:t>C. grew</w:t>
+      </w:r>
+    </w:p>
+    <w:p>
+      <w:pPr>
+        <w:spacing w:before="120" w:after="60"/>
+        <w:keepNext/>
+      </w:pPr>
+      <w:r>
+        <w:rPr>
+          <w:color w:val="000000"/>
+        </w:rPr>
+        <w:t>7. Dinner ___ at the moment.</w:t>
+      </w:r>
+    </w:p>
+    <w:p>
+      <w:pPr>
+        <w:spacing w:before="0" w:after="40"/>
+        <w:keepNext/>
+      </w:pPr>
+      <w:r>
+        <w:rPr>
+          <w:color w:val="000000"/>
+        </w:rPr>
+        <w:t>A. is prepared</w:t>
+      </w:r>
+    </w:p>
+    <w:p>
+      <w:pPr>
+        <w:spacing w:before="0" w:after="40"/>
+        <w:keepNext/>
+      </w:pPr>
+      <w:r>
+        <w:rPr>
+          <w:color w:val="000000"/>
+        </w:rPr>
+        <w:t>B. is being prepared</w:t>
+      </w:r>
+    </w:p>
+    <w:p>
+      <w:pPr>
+        <w:spacing w:before="0" w:after="200"/>
+      </w:pPr>
+      <w:r>
+        <w:rPr>
+          <w:color w:val="000000"/>
+        </w:rPr>
+        <w:t>C. prepares</w:t>
+      </w:r>
+    </w:p>
+    <w:p>
+      <w:pPr>
+        <w:spacing w:before="120" w:after="60"/>
+        <w:keepNext/>
+      </w:pPr>
+      <w:r>
+        <w:rPr>
+          <w:color w:val="000000"/>
+        </w:rPr>
+        <w:t>8. The package ___ yet.</w:t>
+      </w:r>
+    </w:p>
+    <w:p>
+      <w:pPr>
+        <w:spacing w:before="0" w:after="40"/>
+        <w:keepNext/>
+      </w:pPr>
+      <w:r>
+        <w:rPr>
+          <w:color w:val="000000"/>
+        </w:rPr>
+        <w:t>A. has not delivered</w:t>
+      </w:r>
+    </w:p>
+    <w:p>
+      <w:pPr>
+        <w:spacing w:before="0" w:after="40"/>
+        <w:keepNext/>
+      </w:pPr>
+      <w:r>
+        <w:rPr>
+          <w:color w:val="000000"/>
+        </w:rPr>
+        <w:t>B. has not been delivered</w:t>
+      </w:r>
+    </w:p>
+    <w:p>
+      <w:pPr>
+        <w:spacing w:before="0" w:after="200"/>
+      </w:pPr>
+      <w:r>
+        <w:rPr>
+          <w:color w:val="000000"/>
+        </w:rPr>
+        <w:t>C. was not delivered</w:t>
+      </w:r>
+    </w:p>
+    <w:p>
+      <w:pPr>
+        <w:spacing w:before="120" w:after="60"/>
+        <w:keepNext/>
+      </w:pPr>
+      <w:r>
+        <w:rPr>
+          <w:color w:val="000000"/>
+        </w:rPr>
+        <w:t>9. The problem ___ soon.</w:t>
+      </w:r>
+    </w:p>
+    <w:p>
+      <w:pPr>
+        <w:spacing w:before="0" w:after="40"/>
+        <w:keepNext/>
+      </w:pPr>
+      <w:r>
+        <w:rPr>
+          <w:color w:val="000000"/>
+        </w:rPr>
+        <w:t>A. can solve</w:t>
+      </w:r>
+    </w:p>
+    <w:p>
+      <w:pPr>
+        <w:spacing w:before="0" w:after="40"/>
+        <w:keepNext/>
+      </w:pPr>
+      <w:r>
+        <w:rPr>
+          <w:color w:val="000000"/>
+        </w:rPr>
+        <w:t>B. can be solved</w:t>
+      </w:r>
+    </w:p>
+    <w:p>
+      <w:pPr>
+        <w:spacing w:before="0" w:after="200"/>
+      </w:pPr>
+      <w:r>
+        <w:rPr>
+          <w:color w:val="000000"/>
+        </w:rPr>
+        <w:t>C. can solved</w:t>
+      </w:r>
+    </w:p>
+    <w:p>
+      <w:pPr>
+        <w:spacing w:before="120" w:after="60"/>
+        <w:keepNext/>
+      </w:pPr>
+      <w:r>
+        <w:rPr>
+          <w:color w:val="000000"/>
+        </w:rPr>
+        <w:t>10. The house ___ in 1995.</w:t>
+      </w:r>
+    </w:p>
+    <w:p>
+      <w:pPr>
+        <w:spacing w:before="0" w:after="40"/>
+        <w:keepNext/>
+      </w:pPr>
+      <w:r>
+        <w:rPr>
+          <w:color w:val="000000"/>
+        </w:rPr>
+        <w:t>A. was built</w:t>
+      </w:r>
+    </w:p>
+    <w:p>
+      <w:pPr>
+        <w:spacing w:before="0" w:after="40"/>
+        <w:keepNext/>
+      </w:pPr>
+      <w:r>
+        <w:rPr>
+          <w:color w:val="000000"/>
+        </w:rPr>
+        <w:t>B. is built</w:t>
+      </w:r>
+    </w:p>
+    <w:p>
+      <w:pPr>
+        <w:spacing w:before="0" w:after="200"/>
+      </w:pPr>
+      <w:r>
+        <w:rPr>
+          <w:color w:val="000000"/>
+        </w:rPr>
+        <w:t>C. has built</w:t>
+      </w:r>
+    </w:p>
+    <w:p>
+      <w:pPr>
+        <w:spacing w:before="240" w:after="60"/>
+        <w:keepNext/>
+      </w:pPr>
+      <w:r>
+        <w:rPr>
+          <w:color w:val="000000"/>
           <w:b/>
         </w:rPr>
-        <w:t xml:space="preserve">PHẦN 3. CHIA ĐỘNG TỪ Ở DẠNG BỊ ĐỘNG (10 điểm)</w:t>
-      </w:r>
-    </w:p>
-    <w:p>
-      <w:r>
-        <w:t xml:space="preserve">1. The room must be ___ (clean).</w:t>
-      </w:r>
-    </w:p>
-    <w:p>
-      <w:r>
-        <w:t xml:space="preserve">2. The thief was ___ (catch) yesterday.</w:t>
-      </w:r>
-    </w:p>
-    <w:p>
-      <w:r>
-        <w:t xml:space="preserve">3. The road was being ___ (build).</w:t>
-      </w:r>
-    </w:p>
-    <w:p>
-      <w:r>
-        <w:t xml:space="preserve">4. This song is ___ (sing) by many artists.</w:t>
-      </w:r>
-    </w:p>
-    <w:p>
-      <w:r>
-        <w:t xml:space="preserve">5. The work can be ___ (finish) today.</w:t>
-      </w:r>
-    </w:p>
-    <w:p>
-      <w:r>
-        <w:t xml:space="preserve">6. The books have been ___ (take).</w:t>
-      </w:r>
-    </w:p>
-    <w:p>
-      <w:r>
-        <w:t xml:space="preserve">7. The meeting is going to be ___ (hold).</w:t>
-      </w:r>
-    </w:p>
-    <w:p>
-      <w:r>
-        <w:t xml:space="preserve">8. The glass was ___ (break) by a child.</w:t>
-      </w:r>
-    </w:p>
-    <w:p>
-      <w:r>
-        <w:t xml:space="preserve">9. The food should be ___ (keep) cold.</w:t>
-      </w:r>
-    </w:p>
-    <w:p>
-      <w:r>
-        <w:t xml:space="preserve">10. The answer is not ___ (know).</w:t>
-      </w:r>
-    </w:p>
-    <w:p>
-      <w:r>
-        <w:rPr>
+        <w:t>PHẦN 2. CHUYỂN CHỦ ĐỘNG SANG BỊ ĐỘNG (10 điểm)</w:t>
+      </w:r>
+    </w:p>
+    <w:p>
+      <w:pPr>
+        <w:spacing w:before="0" w:after="60"/>
+        <w:keepNext/>
+      </w:pPr>
+      <w:r>
+        <w:rPr>
+          <w:color w:val="000000"/>
+          <w:i/>
+        </w:rPr>
+        <w:t>Hướng dẫn: Chuyển mỗi câu chủ động sang câu bị động, giữ nguyên thì và ý nghĩa.</w:t>
+      </w:r>
+    </w:p>
+    <w:p>
+      <w:pPr>
+        <w:spacing w:before="40" w:after="60"/>
+      </w:pPr>
+      <w:r>
+        <w:rPr>
+          <w:color w:val="000000"/>
+        </w:rPr>
+        <w:t>1. They are going to build a hospital.</w:t>
+      </w:r>
+    </w:p>
+    <w:p>
+      <w:pPr>
+        <w:spacing w:before="120" w:after="160"/>
+      </w:pPr>
+      <w:r>
+        <w:rPr>
+          <w:color w:val="000000"/>
+        </w:rPr>
+        <w:t>2. Scientists have discovered a new species.</w:t>
+      </w:r>
+    </w:p>
+    <w:p>
+      <w:pPr>
+        <w:spacing w:before="120" w:after="160"/>
+      </w:pPr>
+      <w:r>
+        <w:rPr>
+          <w:color w:val="000000"/>
+        </w:rPr>
+        <w:t>3. You must wear a helmet.</w:t>
+      </w:r>
+    </w:p>
+    <w:p>
+      <w:pPr>
+        <w:spacing w:before="120" w:after="160"/>
+      </w:pPr>
+      <w:r>
+        <w:rPr>
+          <w:color w:val="000000"/>
+        </w:rPr>
+        <w:t>4. They cannot solve the problem.</w:t>
+      </w:r>
+    </w:p>
+    <w:p>
+      <w:pPr>
+        <w:spacing w:before="120" w:after="160"/>
+      </w:pPr>
+      <w:r>
+        <w:rPr>
+          <w:color w:val="000000"/>
+        </w:rPr>
+        <w:t>5. Did Lan write this letter?</w:t>
+      </w:r>
+    </w:p>
+    <w:p>
+      <w:pPr>
+        <w:spacing w:before="120" w:after="160"/>
+      </w:pPr>
+      <w:r>
+        <w:rPr>
+          <w:color w:val="000000"/>
+        </w:rPr>
+        <w:t>6. Do they clean the rooms daily?</w:t>
+      </w:r>
+    </w:p>
+    <w:p>
+      <w:pPr>
+        <w:spacing w:before="120" w:after="160"/>
+      </w:pPr>
+      <w:r>
+        <w:rPr>
+          <w:color w:val="000000"/>
+        </w:rPr>
+        <w:t>7. They did not invite Nam.</w:t>
+      </w:r>
+    </w:p>
+    <w:p>
+      <w:pPr>
+        <w:spacing w:before="120" w:after="160"/>
+      </w:pPr>
+      <w:r>
+        <w:rPr>
+          <w:color w:val="000000"/>
+        </w:rPr>
+        <w:t>8. Someone has stolen my bicycle.</w:t>
+      </w:r>
+    </w:p>
+    <w:p>
+      <w:pPr>
+        <w:spacing w:before="120" w:after="160"/>
+      </w:pPr>
+      <w:r>
+        <w:rPr>
+          <w:color w:val="000000"/>
+        </w:rPr>
+        <w:t>9. The chef is preparing lunch.</w:t>
+      </w:r>
+    </w:p>
+    <w:p>
+      <w:pPr>
+        <w:spacing w:before="120" w:after="160"/>
+      </w:pPr>
+      <w:r>
+        <w:rPr>
+          <w:color w:val="000000"/>
+        </w:rPr>
+        <w:t>10. They should protect these animals.</w:t>
+      </w:r>
+    </w:p>
+    <w:p>
+      <w:pPr>
+        <w:spacing w:before="240" w:after="60"/>
+        <w:keepNext/>
+      </w:pPr>
+      <w:r>
+        <w:rPr>
+          <w:color w:val="000000"/>
           <w:b/>
         </w:rPr>
-        <w:t xml:space="preserve">PHẦN 4. CÂU BỊ ĐỘNG VỚI HAI TÂN NGỮ (10 điểm)</w:t>
-      </w:r>
-    </w:p>
-    <w:p>
-      <w:r>
-        <w:t xml:space="preserve">1. They offered him a job.</w:t>
-      </w:r>
-    </w:p>
-    <w:p>
-      <w:r>
-        <w:t xml:space="preserve">2. Dad made us dinner.</w:t>
-      </w:r>
-    </w:p>
-    <w:p>
-      <w:r>
-        <w:t xml:space="preserve">3. The guide told visitors the story.</w:t>
-      </w:r>
-    </w:p>
-    <w:p>
-      <w:r>
-        <w:t xml:space="preserve">4. Lan lent me her bicycle.</w:t>
-      </w:r>
-    </w:p>
-    <w:p>
-      <w:r>
-        <w:t xml:space="preserve">5. They promised her a refund.</w:t>
-      </w:r>
-    </w:p>
-    <w:p>
-      <w:r>
-        <w:t xml:space="preserve">6. He wrote his friend a letter.</w:t>
-      </w:r>
-    </w:p>
-    <w:p>
-      <w:r>
-        <w:t xml:space="preserve">7. The company paid workers a bonus.</w:t>
-      </w:r>
-    </w:p>
-    <w:p>
-      <w:r>
-        <w:t xml:space="preserve">8. She cooked the children lunch.</w:t>
-      </w:r>
-    </w:p>
-    <w:p>
-      <w:r>
-        <w:t xml:space="preserve">9. We asked him a question.</w:t>
-      </w:r>
-    </w:p>
-    <w:p>
-      <w:r>
-        <w:t xml:space="preserve">10. They awarded Hoa a scholarship.</w:t>
-      </w:r>
-    </w:p>
-    <w:p>
-      <w:r>
-        <w:rPr>
+        <w:t>PHẦN 3. CHIA ĐỘNG TỪ Ở DẠNG BỊ ĐỘNG (10 điểm)</w:t>
+      </w:r>
+    </w:p>
+    <w:p>
+      <w:pPr>
+        <w:spacing w:before="0" w:after="60"/>
+        <w:keepNext/>
+      </w:pPr>
+      <w:r>
+        <w:rPr>
+          <w:color w:val="000000"/>
+          <w:i/>
+        </w:rPr>
+        <w:t>Hướng dẫn: Chia động từ trong ngoặc ở dạng quá khứ phân từ phù hợp với câu bị động.</w:t>
+      </w:r>
+    </w:p>
+    <w:p>
+      <w:pPr>
+        <w:spacing w:before="40" w:after="60"/>
+      </w:pPr>
+      <w:r>
+        <w:rPr>
+          <w:color w:val="000000"/>
+        </w:rPr>
+        <w:t>1. The room must be ___ (clean).</w:t>
+      </w:r>
+    </w:p>
+    <w:p>
+      <w:pPr>
+        <w:spacing w:before="120" w:after="160"/>
+      </w:pPr>
+      <w:r>
+        <w:rPr>
+          <w:color w:val="000000"/>
+        </w:rPr>
+        <w:t>2. The thief was ___ (catch) yesterday.</w:t>
+      </w:r>
+    </w:p>
+    <w:p>
+      <w:pPr>
+        <w:spacing w:before="120" w:after="160"/>
+      </w:pPr>
+      <w:r>
+        <w:rPr>
+          <w:color w:val="000000"/>
+        </w:rPr>
+        <w:t>3. The road was being ___ (build).</w:t>
+      </w:r>
+    </w:p>
+    <w:p>
+      <w:pPr>
+        <w:spacing w:before="120" w:after="160"/>
+      </w:pPr>
+      <w:r>
+        <w:rPr>
+          <w:color w:val="000000"/>
+        </w:rPr>
+        <w:t>4. This song is ___ (sing) by many artists.</w:t>
+      </w:r>
+    </w:p>
+    <w:p>
+      <w:pPr>
+        <w:spacing w:before="120" w:after="160"/>
+      </w:pPr>
+      <w:r>
+        <w:rPr>
+          <w:color w:val="000000"/>
+        </w:rPr>
+        <w:t>5. The work can be ___ (finish) today.</w:t>
+      </w:r>
+    </w:p>
+    <w:p>
+      <w:pPr>
+        <w:spacing w:before="120" w:after="160"/>
+      </w:pPr>
+      <w:r>
+        <w:rPr>
+          <w:color w:val="000000"/>
+        </w:rPr>
+        <w:t>6. The books have been ___ (take).</w:t>
+      </w:r>
+    </w:p>
+    <w:p>
+      <w:pPr>
+        <w:spacing w:before="120" w:after="160"/>
+      </w:pPr>
+      <w:r>
+        <w:rPr>
+          <w:color w:val="000000"/>
+        </w:rPr>
+        <w:t>7. The meeting is going to be ___ (hold).</w:t>
+      </w:r>
+    </w:p>
+    <w:p>
+      <w:pPr>
+        <w:spacing w:before="120" w:after="160"/>
+      </w:pPr>
+      <w:r>
+        <w:rPr>
+          <w:color w:val="000000"/>
+        </w:rPr>
+        <w:t>8. The glass was ___ (break) by a child.</w:t>
+      </w:r>
+    </w:p>
+    <w:p>
+      <w:pPr>
+        <w:spacing w:before="120" w:after="160"/>
+      </w:pPr>
+      <w:r>
+        <w:rPr>
+          <w:color w:val="000000"/>
+        </w:rPr>
+        <w:t>9. The food should be ___ (keep) cold.</w:t>
+      </w:r>
+    </w:p>
+    <w:p>
+      <w:pPr>
+        <w:spacing w:before="120" w:after="160"/>
+      </w:pPr>
+      <w:r>
+        <w:rPr>
+          <w:color w:val="000000"/>
+        </w:rPr>
+        <w:t>10. The answer is not ___ (know).</w:t>
+      </w:r>
+    </w:p>
+    <w:p>
+      <w:pPr>
+        <w:spacing w:before="240" w:after="60"/>
+        <w:keepNext/>
+      </w:pPr>
+      <w:r>
+        <w:rPr>
+          <w:color w:val="000000"/>
           <w:b/>
         </w:rPr>
-        <w:t xml:space="preserve">PHẦN 5. CÂU BỊ ĐỘNG VỚI ĐỘNG TỪ TƯỜNG THUẬT (10 điểm)</w:t>
-      </w:r>
-    </w:p>
-    <w:p>
-      <w:r>
-        <w:t xml:space="preserve">1. They report that the road is closed.</w:t>
-      </w:r>
-    </w:p>
-    <w:p>
-      <w:r>
-        <w:t xml:space="preserve">2. People consider him a good leader.</w:t>
-      </w:r>
-    </w:p>
-    <w:p>
-      <w:r>
-        <w:t xml:space="preserve">3. They say that the company lost money.</w:t>
-      </w:r>
-    </w:p>
-    <w:p>
-      <w:r>
-        <w:t xml:space="preserve">4. People believe that the castle is haunted.</w:t>
-      </w:r>
-    </w:p>
-    <w:p>
-      <w:r>
-        <w:t xml:space="preserve">5. They expect that prices will rise.</w:t>
-      </w:r>
-    </w:p>
-    <w:p>
-      <w:r>
-        <w:t xml:space="preserve">6. People claim that the product is safe.</w:t>
-      </w:r>
-    </w:p>
-    <w:p>
-      <w:r>
-        <w:t xml:space="preserve">7. They know that she left early.</w:t>
-      </w:r>
-    </w:p>
-    <w:p>
-      <w:r>
-        <w:t xml:space="preserve">8. People suppose that he knows the answer.</w:t>
-      </w:r>
-    </w:p>
-    <w:p>
-      <w:r>
-        <w:t xml:space="preserve">9. They report that two people were injured.</w:t>
-      </w:r>
-    </w:p>
-    <w:p>
-      <w:r>
-        <w:t xml:space="preserve">10. People say that the restaurant serves good food.</w:t>
-      </w:r>
-    </w:p>
-    <w:p>
-      <w:r>
-        <w:rPr>
+        <w:t>PHẦN 4. CÂU BỊ ĐỘNG VỚI HAI TÂN NGỮ (10 điểm)</w:t>
+      </w:r>
+    </w:p>
+    <w:p>
+      <w:pPr>
+        <w:spacing w:before="0" w:after="60"/>
+        <w:keepNext/>
+      </w:pPr>
+      <w:r>
+        <w:rPr>
+          <w:color w:val="000000"/>
+          <w:i/>
+        </w:rPr>
+        <w:t>Hướng dẫn: Viết lại câu bị động với hai tân ngữ; có thể nêu cả hai cách khi phù hợp.</w:t>
+      </w:r>
+    </w:p>
+    <w:p>
+      <w:pPr>
+        <w:spacing w:before="40" w:after="60"/>
+      </w:pPr>
+      <w:r>
+        <w:rPr>
+          <w:color w:val="000000"/>
+        </w:rPr>
+        <w:t>1. They offered him a job.</w:t>
+      </w:r>
+    </w:p>
+    <w:p>
+      <w:pPr>
+        <w:spacing w:before="120" w:after="160"/>
+      </w:pPr>
+      <w:r>
+        <w:rPr>
+          <w:color w:val="000000"/>
+        </w:rPr>
+        <w:t>2. Dad made us dinner.</w:t>
+      </w:r>
+    </w:p>
+    <w:p>
+      <w:pPr>
+        <w:spacing w:before="120" w:after="160"/>
+      </w:pPr>
+      <w:r>
+        <w:rPr>
+          <w:color w:val="000000"/>
+        </w:rPr>
+        <w:t>3. The guide told visitors the story.</w:t>
+      </w:r>
+    </w:p>
+    <w:p>
+      <w:pPr>
+        <w:spacing w:before="120" w:after="160"/>
+      </w:pPr>
+      <w:r>
+        <w:rPr>
+          <w:color w:val="000000"/>
+        </w:rPr>
+        <w:t>4. Lan lent me her bicycle.</w:t>
+      </w:r>
+    </w:p>
+    <w:p>
+      <w:pPr>
+        <w:spacing w:before="120" w:after="160"/>
+      </w:pPr>
+      <w:r>
+        <w:rPr>
+          <w:color w:val="000000"/>
+        </w:rPr>
+        <w:t>5. They promised her a refund.</w:t>
+      </w:r>
+    </w:p>
+    <w:p>
+      <w:pPr>
+        <w:spacing w:before="120" w:after="160"/>
+      </w:pPr>
+      <w:r>
+        <w:rPr>
+          <w:color w:val="000000"/>
+        </w:rPr>
+        <w:t>6. He wrote his friend a letter.</w:t>
+      </w:r>
+    </w:p>
+    <w:p>
+      <w:pPr>
+        <w:spacing w:before="120" w:after="160"/>
+      </w:pPr>
+      <w:r>
+        <w:rPr>
+          <w:color w:val="000000"/>
+        </w:rPr>
+        <w:t>7. The company paid workers a bonus.</w:t>
+      </w:r>
+    </w:p>
+    <w:p>
+      <w:pPr>
+        <w:spacing w:before="120" w:after="160"/>
+      </w:pPr>
+      <w:r>
+        <w:rPr>
+          <w:color w:val="000000"/>
+        </w:rPr>
+        <w:t>8. She cooked the children lunch.</w:t>
+      </w:r>
+    </w:p>
+    <w:p>
+      <w:pPr>
+        <w:spacing w:before="120" w:after="160"/>
+      </w:pPr>
+      <w:r>
+        <w:rPr>
+          <w:color w:val="000000"/>
+        </w:rPr>
+        <w:t>9. We asked him a question.</w:t>
+      </w:r>
+    </w:p>
+    <w:p>
+      <w:pPr>
+        <w:spacing w:before="120" w:after="160"/>
+      </w:pPr>
+      <w:r>
+        <w:rPr>
+          <w:color w:val="000000"/>
+        </w:rPr>
+        <w:t>10. They awarded Hoa a scholarship.</w:t>
+      </w:r>
+    </w:p>
+    <w:p>
+      <w:pPr>
+        <w:spacing w:before="240" w:after="60"/>
+        <w:keepNext/>
+      </w:pPr>
+      <w:r>
+        <w:rPr>
+          <w:color w:val="000000"/>
           <w:b/>
         </w:rPr>
-        <w:t xml:space="preserve">PHẦN 6. HAVE/GET SOMETHING DONE (10 điểm)</w:t>
-      </w:r>
-    </w:p>
-    <w:p>
-      <w:r>
-        <w:t xml:space="preserve">1. Someone cleans her office weekly. (has)</w:t>
-      </w:r>
-    </w:p>
-    <w:p>
-      <w:r>
-        <w:t xml:space="preserve">2. A photographer took their wedding photos. (had)</w:t>
-      </w:r>
-    </w:p>
-    <w:p>
-      <w:r>
-        <w:t xml:space="preserve">3. Someone is going to deliver our sofa. (are going to have)</w:t>
-      </w:r>
-    </w:p>
-    <w:p>
-      <w:r>
-        <w:t xml:space="preserve">4. A tailor made his suit. (had)</w:t>
-      </w:r>
-    </w:p>
-    <w:p>
-      <w:r>
-        <w:t xml:space="preserve">5. Someone checks the machine monthly. (have)</w:t>
-      </w:r>
-    </w:p>
-    <w:p>
-      <w:r>
-        <w:t xml:space="preserve">6. A plumber fixed Mai's sink. (got)</w:t>
-      </w:r>
-    </w:p>
-    <w:p>
-      <w:r>
-        <w:t xml:space="preserve">7. Someone will decorate the hall. (will have)</w:t>
-      </w:r>
-    </w:p>
-    <w:p>
-      <w:r>
-        <w:t xml:space="preserve">8. A doctor tested his eyes. (had)</w:t>
-      </w:r>
-    </w:p>
-    <w:p>
-      <w:r>
-        <w:t xml:space="preserve">9. A shop printed my cards. (got)</w:t>
-      </w:r>
-    </w:p>
-    <w:p>
-      <w:r>
-        <w:t xml:space="preserve">10. Someone washes their windows monthly. (have)</w:t>
-      </w:r>
-    </w:p>
-    <w:p>
-      <w:r>
-        <w:rPr>
+        <w:t>PHẦN 5. CÂU BỊ ĐỘNG VỚI ĐỘNG TỪ TƯỜNG THUẬT (10 điểm)</w:t>
+      </w:r>
+    </w:p>
+    <w:p>
+      <w:pPr>
+        <w:spacing w:before="0" w:after="60"/>
+        <w:keepNext/>
+      </w:pPr>
+      <w:r>
+        <w:rPr>
+          <w:color w:val="000000"/>
+          <w:i/>
+        </w:rPr>
+        <w:t>Hướng dẫn: Viết lại câu bằng cấu trúc bị động với động từ tường thuật.</w:t>
+      </w:r>
+    </w:p>
+    <w:p>
+      <w:pPr>
+        <w:spacing w:before="40" w:after="60"/>
+      </w:pPr>
+      <w:r>
+        <w:rPr>
+          <w:color w:val="000000"/>
+        </w:rPr>
+        <w:t>1. They report that the road is closed.</w:t>
+      </w:r>
+    </w:p>
+    <w:p>
+      <w:pPr>
+        <w:spacing w:before="120" w:after="160"/>
+      </w:pPr>
+      <w:r>
+        <w:rPr>
+          <w:color w:val="000000"/>
+        </w:rPr>
+        <w:t>2. People consider him a good leader.</w:t>
+      </w:r>
+    </w:p>
+    <w:p>
+      <w:pPr>
+        <w:spacing w:before="120" w:after="160"/>
+      </w:pPr>
+      <w:r>
+        <w:rPr>
+          <w:color w:val="000000"/>
+        </w:rPr>
+        <w:t>3. They say that the company lost money.</w:t>
+      </w:r>
+    </w:p>
+    <w:p>
+      <w:pPr>
+        <w:spacing w:before="120" w:after="160"/>
+      </w:pPr>
+      <w:r>
+        <w:rPr>
+          <w:color w:val="000000"/>
+        </w:rPr>
+        <w:t>4. People believe that the castle is haunted.</w:t>
+      </w:r>
+    </w:p>
+    <w:p>
+      <w:pPr>
+        <w:spacing w:before="120" w:after="160"/>
+      </w:pPr>
+      <w:r>
+        <w:rPr>
+          <w:color w:val="000000"/>
+        </w:rPr>
+        <w:t>5. They expect that prices will rise.</w:t>
+      </w:r>
+    </w:p>
+    <w:p>
+      <w:pPr>
+        <w:spacing w:before="120" w:after="160"/>
+      </w:pPr>
+      <w:r>
+        <w:rPr>
+          <w:color w:val="000000"/>
+        </w:rPr>
+        <w:t>6. People claim that the product is safe.</w:t>
+      </w:r>
+    </w:p>
+    <w:p>
+      <w:pPr>
+        <w:spacing w:before="120" w:after="160"/>
+      </w:pPr>
+      <w:r>
+        <w:rPr>
+          <w:color w:val="000000"/>
+        </w:rPr>
+        <w:t>7. They know that she left early.</w:t>
+      </w:r>
+    </w:p>
+    <w:p>
+      <w:pPr>
+        <w:spacing w:before="120" w:after="160"/>
+      </w:pPr>
+      <w:r>
+        <w:rPr>
+          <w:color w:val="000000"/>
+        </w:rPr>
+        <w:t>8. People suppose that he knows the answer.</w:t>
+      </w:r>
+    </w:p>
+    <w:p>
+      <w:pPr>
+        <w:spacing w:before="120" w:after="160"/>
+      </w:pPr>
+      <w:r>
+        <w:rPr>
+          <w:color w:val="000000"/>
+        </w:rPr>
+        <w:t>9. They report that two people were injured.</w:t>
+      </w:r>
+    </w:p>
+    <w:p>
+      <w:pPr>
+        <w:spacing w:before="120" w:after="160"/>
+      </w:pPr>
+      <w:r>
+        <w:rPr>
+          <w:color w:val="000000"/>
+        </w:rPr>
+        <w:t>10. People say that the restaurant serves good food.</w:t>
+      </w:r>
+    </w:p>
+    <w:p>
+      <w:pPr>
+        <w:spacing w:before="240" w:after="60"/>
+        <w:keepNext/>
+      </w:pPr>
+      <w:r>
+        <w:rPr>
+          <w:color w:val="000000"/>
           <w:b/>
         </w:rPr>
-        <w:t xml:space="preserve">PHẦN 7. SỬA LỖI SAI (10 điểm)</w:t>
-      </w:r>
-    </w:p>
-    <w:p>
-      <w:r>
-        <w:t xml:space="preserve">1. Helmets must worn.</w:t>
-      </w:r>
-    </w:p>
-    <w:p>
-      <w:r>
-        <w:t xml:space="preserve">2. I was gave a present.</w:t>
-      </w:r>
-    </w:p>
-    <w:p>
-      <w:r>
-        <w:t xml:space="preserve">3. A gift was bought to me.</w:t>
-      </w:r>
-    </w:p>
-    <w:p>
-      <w:r>
-        <w:t xml:space="preserve">4. He is said that he is rich.</w:t>
-      </w:r>
-    </w:p>
-    <w:p>
-      <w:r>
-        <w:t xml:space="preserve">5. I had repaired my phone.</w:t>
-      </w:r>
-    </w:p>
-    <w:p>
-      <w:r>
-        <w:t xml:space="preserve">6. Was written the letter by Lan?</w:t>
-      </w:r>
-    </w:p>
-    <w:p>
-      <w:r>
-        <w:t xml:space="preserve">7. The road was being build.</w:t>
-      </w:r>
-    </w:p>
-    <w:p>
-      <w:r>
-        <w:t xml:space="preserve">8. The result has not announced.</w:t>
-      </w:r>
-    </w:p>
-    <w:p>
-      <w:r>
-        <w:t xml:space="preserve">9. She got her hair cutted.</w:t>
-      </w:r>
-    </w:p>
-    <w:p>
-      <w:r>
-        <w:t xml:space="preserve">10. This problem can solved.</w:t>
-      </w:r>
-    </w:p>
-    <w:p>
-      <w:r>
-        <w:rPr>
+        <w:t>PHẦN 6. HAVE/GET SOMETHING DONE (10 điểm)</w:t>
+      </w:r>
+    </w:p>
+    <w:p>
+      <w:pPr>
+        <w:spacing w:before="0" w:after="60"/>
+        <w:keepNext/>
+      </w:pPr>
+      <w:r>
+        <w:rPr>
+          <w:color w:val="000000"/>
+          <w:i/>
+        </w:rPr>
+        <w:t>Hướng dẫn: Viết lại câu bằng have/get something done theo từ gợi ý.</w:t>
+      </w:r>
+    </w:p>
+    <w:p>
+      <w:pPr>
+        <w:spacing w:before="40" w:after="60"/>
+      </w:pPr>
+      <w:r>
+        <w:rPr>
+          <w:color w:val="000000"/>
+        </w:rPr>
+        <w:t>1. Someone cleans her office weekly. (has)</w:t>
+      </w:r>
+    </w:p>
+    <w:p>
+      <w:pPr>
+        <w:spacing w:before="120" w:after="160"/>
+      </w:pPr>
+      <w:r>
+        <w:rPr>
+          <w:color w:val="000000"/>
+        </w:rPr>
+        <w:t>2. A photographer took their wedding photos. (had)</w:t>
+      </w:r>
+    </w:p>
+    <w:p>
+      <w:pPr>
+        <w:spacing w:before="120" w:after="160"/>
+      </w:pPr>
+      <w:r>
+        <w:rPr>
+          <w:color w:val="000000"/>
+        </w:rPr>
+        <w:t>3. Someone is going to deliver our sofa. (are going to have)</w:t>
+      </w:r>
+    </w:p>
+    <w:p>
+      <w:pPr>
+        <w:spacing w:before="120" w:after="160"/>
+      </w:pPr>
+      <w:r>
+        <w:rPr>
+          <w:color w:val="000000"/>
+        </w:rPr>
+        <w:t>4. A tailor made his suit. (had)</w:t>
+      </w:r>
+    </w:p>
+    <w:p>
+      <w:pPr>
+        <w:spacing w:before="120" w:after="160"/>
+      </w:pPr>
+      <w:r>
+        <w:rPr>
+          <w:color w:val="000000"/>
+        </w:rPr>
+        <w:t>5. Someone checks the machine monthly. (have)</w:t>
+      </w:r>
+    </w:p>
+    <w:p>
+      <w:pPr>
+        <w:spacing w:before="120" w:after="160"/>
+      </w:pPr>
+      <w:r>
+        <w:rPr>
+          <w:color w:val="000000"/>
+        </w:rPr>
+        <w:t>6. A plumber fixed Mai's sink. (got)</w:t>
+      </w:r>
+    </w:p>
+    <w:p>
+      <w:pPr>
+        <w:spacing w:before="120" w:after="160"/>
+      </w:pPr>
+      <w:r>
+        <w:rPr>
+          <w:color w:val="000000"/>
+        </w:rPr>
+        <w:t>7. Someone will decorate the hall. (will have)</w:t>
+      </w:r>
+    </w:p>
+    <w:p>
+      <w:pPr>
+        <w:spacing w:before="120" w:after="160"/>
+      </w:pPr>
+      <w:r>
+        <w:rPr>
+          <w:color w:val="000000"/>
+        </w:rPr>
+        <w:t>8. A doctor tested his eyes. (had)</w:t>
+      </w:r>
+    </w:p>
+    <w:p>
+      <w:pPr>
+        <w:spacing w:before="120" w:after="160"/>
+      </w:pPr>
+      <w:r>
+        <w:rPr>
+          <w:color w:val="000000"/>
+        </w:rPr>
+        <w:t>9. A shop printed my cards. (got)</w:t>
+      </w:r>
+    </w:p>
+    <w:p>
+      <w:pPr>
+        <w:spacing w:before="120" w:after="160"/>
+      </w:pPr>
+      <w:r>
+        <w:rPr>
+          <w:color w:val="000000"/>
+        </w:rPr>
+        <w:t>10. Someone washes their windows monthly. (have)</w:t>
+      </w:r>
+    </w:p>
+    <w:p>
+      <w:pPr>
+        <w:spacing w:before="240" w:after="60"/>
+        <w:keepNext/>
+      </w:pPr>
+      <w:r>
+        <w:rPr>
+          <w:color w:val="000000"/>
           <w:b/>
         </w:rPr>
-        <w:t xml:space="preserve">PHẦN 8. DỊCH SANG TIẾNG ANH (10 điểm)</w:t>
-      </w:r>
-    </w:p>
-    <w:p>
-      <w:r>
-        <w:t xml:space="preserve">1. Tiếng Anh được nói ở nhiều nước.</w:t>
-      </w:r>
-    </w:p>
-    <w:p>
-      <w:r>
-        <w:t xml:space="preserve">2. Cây cầu đã được xây năm ngoái.</w:t>
-      </w:r>
-    </w:p>
-    <w:p>
-      <w:r>
-        <w:t xml:space="preserve">3. Căn phòng đang được dọn.</w:t>
-      </w:r>
-    </w:p>
-    <w:p>
-      <w:r>
-        <w:t xml:space="preserve">4. Bức thư đã được gửi.</w:t>
-      </w:r>
-    </w:p>
-    <w:p>
-      <w:r>
-        <w:t xml:space="preserve">5. Kết quả sẽ được công bố ngày mai.</w:t>
-      </w:r>
-    </w:p>
-    <w:p>
-      <w:r>
-        <w:t xml:space="preserve">6. Mũ bảo hiểm phải được đội.</w:t>
-      </w:r>
-    </w:p>
-    <w:p>
-      <w:r>
-        <w:t xml:space="preserve">7. Lan được tặng một phần thưởng.</w:t>
-      </w:r>
-    </w:p>
-    <w:p>
-      <w:r>
-        <w:t xml:space="preserve">8. Anh ấy được cho là rất tài năng.</w:t>
-      </w:r>
-    </w:p>
-    <w:p>
-      <w:r>
-        <w:t xml:space="preserve">9. Tôi đã cắt tóc hôm qua.</w:t>
-      </w:r>
-    </w:p>
-    <w:p>
-      <w:r>
-        <w:t xml:space="preserve">10. Một bệnh viện sắp được xây ở đây.</w:t>
-      </w:r>
-    </w:p>
-    <w:p>
-      <w:r>
-        <w:rPr>
+        <w:t>PHẦN 7. SỬA LỖI SAI (10 điểm)</w:t>
+      </w:r>
+    </w:p>
+    <w:p>
+      <w:pPr>
+        <w:spacing w:before="0" w:after="60"/>
+        <w:keepNext/>
+      </w:pPr>
+      <w:r>
+        <w:rPr>
+          <w:color w:val="000000"/>
+          <w:i/>
+        </w:rPr>
+        <w:t>Hướng dẫn: Tìm lỗi sai và viết lại câu đúng hoàn chỉnh.</w:t>
+      </w:r>
+    </w:p>
+    <w:p>
+      <w:pPr>
+        <w:spacing w:before="40" w:after="60"/>
+      </w:pPr>
+      <w:r>
+        <w:rPr>
+          <w:color w:val="000000"/>
+        </w:rPr>
+        <w:t>1. Helmets must worn.</w:t>
+      </w:r>
+    </w:p>
+    <w:p>
+      <w:pPr>
+        <w:spacing w:before="120" w:after="160"/>
+      </w:pPr>
+      <w:r>
+        <w:rPr>
+          <w:color w:val="000000"/>
+        </w:rPr>
+        <w:t>2. I was gave a present.</w:t>
+      </w:r>
+    </w:p>
+    <w:p>
+      <w:pPr>
+        <w:spacing w:before="120" w:after="160"/>
+      </w:pPr>
+      <w:r>
+        <w:rPr>
+          <w:color w:val="000000"/>
+        </w:rPr>
+        <w:t>3. A gift was bought to me.</w:t>
+      </w:r>
+    </w:p>
+    <w:p>
+      <w:pPr>
+        <w:spacing w:before="120" w:after="160"/>
+      </w:pPr>
+      <w:r>
+        <w:rPr>
+          <w:color w:val="000000"/>
+        </w:rPr>
+        <w:t>4. He is said that he is rich.</w:t>
+      </w:r>
+    </w:p>
+    <w:p>
+      <w:pPr>
+        <w:spacing w:before="120" w:after="160"/>
+      </w:pPr>
+      <w:r>
+        <w:rPr>
+          <w:color w:val="000000"/>
+        </w:rPr>
+        <w:t>5. I had repaired my phone.</w:t>
+      </w:r>
+    </w:p>
+    <w:p>
+      <w:pPr>
+        <w:spacing w:before="120" w:after="160"/>
+      </w:pPr>
+      <w:r>
+        <w:rPr>
+          <w:color w:val="000000"/>
+        </w:rPr>
+        <w:t>6. Was written the letter by Lan?</w:t>
+      </w:r>
+    </w:p>
+    <w:p>
+      <w:pPr>
+        <w:spacing w:before="120" w:after="160"/>
+      </w:pPr>
+      <w:r>
+        <w:rPr>
+          <w:color w:val="000000"/>
+        </w:rPr>
+        <w:t>7. The road was being build.</w:t>
+      </w:r>
+    </w:p>
+    <w:p>
+      <w:pPr>
+        <w:spacing w:before="120" w:after="160"/>
+      </w:pPr>
+      <w:r>
+        <w:rPr>
+          <w:color w:val="000000"/>
+        </w:rPr>
+        <w:t>8. The result has not announced.</w:t>
+      </w:r>
+    </w:p>
+    <w:p>
+      <w:pPr>
+        <w:spacing w:before="120" w:after="160"/>
+      </w:pPr>
+      <w:r>
+        <w:rPr>
+          <w:color w:val="000000"/>
+        </w:rPr>
+        <w:t>9. She got her hair cutted.</w:t>
+      </w:r>
+    </w:p>
+    <w:p>
+      <w:pPr>
+        <w:spacing w:before="120" w:after="160"/>
+      </w:pPr>
+      <w:r>
+        <w:rPr>
+          <w:color w:val="000000"/>
+        </w:rPr>
+        <w:t>10. This problem can solved.</w:t>
+      </w:r>
+    </w:p>
+    <w:p>
+      <w:pPr>
+        <w:spacing w:before="240" w:after="60"/>
+        <w:keepNext/>
+      </w:pPr>
+      <w:r>
+        <w:rPr>
+          <w:color w:val="000000"/>
           <w:b/>
         </w:rPr>
-        <w:t xml:space="preserve">PHẦN 9. ĐỌC HIỂU (10 điểm)</w:t>
-      </w:r>
-    </w:p>
-    <w:p>
-      <w:r>
-        <w:t xml:space="preserve">A community sports center is being built near our school. The project was started in March and will be completed in December. The main hall has already been painted, but the swimming pool is still being constructed. Equipment will be provided by local businesses. The center is expected to serve five thousand residents. Students may be offered free classes during the summer.</w:t>
-      </w:r>
-    </w:p>
-    <w:p>
-      <w:r>
-        <w:t xml:space="preserve">1. What is being built? 2. When was the project started? 3. When will it be completed? 4. What has already been painted? 5. How many residents is it expected to serve?</w:t>
-      </w:r>
-    </w:p>
-    <w:p>
-      <w:r>
-        <w:rPr>
+        <w:t>PHẦN 8. DỊCH SANG TIẾNG ANH (10 điểm)</w:t>
+      </w:r>
+    </w:p>
+    <w:p>
+      <w:pPr>
+        <w:spacing w:before="0" w:after="60"/>
+        <w:keepNext/>
+      </w:pPr>
+      <w:r>
+        <w:rPr>
+          <w:color w:val="000000"/>
+          <w:i/>
+        </w:rPr>
+        <w:t>Hướng dẫn: Dịch từng câu sang tiếng Anh tự nhiên và đúng ngữ pháp.</w:t>
+      </w:r>
+    </w:p>
+    <w:p>
+      <w:pPr>
+        <w:spacing w:before="40" w:after="60"/>
+      </w:pPr>
+      <w:r>
+        <w:rPr>
+          <w:color w:val="000000"/>
+        </w:rPr>
+        <w:t>1. Tiếng Anh được nói ở nhiều nước.</w:t>
+      </w:r>
+    </w:p>
+    <w:p>
+      <w:pPr>
+        <w:spacing w:before="120" w:after="160"/>
+      </w:pPr>
+      <w:r>
+        <w:rPr>
+          <w:color w:val="000000"/>
+        </w:rPr>
+        <w:t>2. Cây cầu đã được xây năm ngoái.</w:t>
+      </w:r>
+    </w:p>
+    <w:p>
+      <w:pPr>
+        <w:spacing w:before="120" w:after="160"/>
+      </w:pPr>
+      <w:r>
+        <w:rPr>
+          <w:color w:val="000000"/>
+        </w:rPr>
+        <w:t>3. Căn phòng đang được dọn.</w:t>
+      </w:r>
+    </w:p>
+    <w:p>
+      <w:pPr>
+        <w:spacing w:before="120" w:after="160"/>
+      </w:pPr>
+      <w:r>
+        <w:rPr>
+          <w:color w:val="000000"/>
+        </w:rPr>
+        <w:t>4. Bức thư đã được gửi.</w:t>
+      </w:r>
+    </w:p>
+    <w:p>
+      <w:pPr>
+        <w:spacing w:before="120" w:after="160"/>
+      </w:pPr>
+      <w:r>
+        <w:rPr>
+          <w:color w:val="000000"/>
+        </w:rPr>
+        <w:t>5. Kết quả sẽ được công bố ngày mai.</w:t>
+      </w:r>
+    </w:p>
+    <w:p>
+      <w:pPr>
+        <w:spacing w:before="120" w:after="160"/>
+      </w:pPr>
+      <w:r>
+        <w:rPr>
+          <w:color w:val="000000"/>
+        </w:rPr>
+        <w:t>6. Mũ bảo hiểm phải được đội.</w:t>
+      </w:r>
+    </w:p>
+    <w:p>
+      <w:pPr>
+        <w:spacing w:before="120" w:after="160"/>
+      </w:pPr>
+      <w:r>
+        <w:rPr>
+          <w:color w:val="000000"/>
+        </w:rPr>
+        <w:t>7. Lan được tặng một phần thưởng.</w:t>
+      </w:r>
+    </w:p>
+    <w:p>
+      <w:pPr>
+        <w:spacing w:before="120" w:after="160"/>
+      </w:pPr>
+      <w:r>
+        <w:rPr>
+          <w:color w:val="000000"/>
+        </w:rPr>
+        <w:t>8. Anh ấy được cho là rất tài năng.</w:t>
+      </w:r>
+    </w:p>
+    <w:p>
+      <w:pPr>
+        <w:spacing w:before="120" w:after="160"/>
+      </w:pPr>
+      <w:r>
+        <w:rPr>
+          <w:color w:val="000000"/>
+        </w:rPr>
+        <w:t>9. Tôi đã cắt tóc hôm qua.</w:t>
+      </w:r>
+    </w:p>
+    <w:p>
+      <w:pPr>
+        <w:spacing w:before="120" w:after="160"/>
+      </w:pPr>
+      <w:r>
+        <w:rPr>
+          <w:color w:val="000000"/>
+        </w:rPr>
+        <w:t>10. Một bệnh viện sắp được xây ở đây.</w:t>
+      </w:r>
+    </w:p>
+    <w:p>
+      <w:pPr>
+        <w:spacing w:before="240" w:after="60"/>
+        <w:keepNext/>
+      </w:pPr>
+      <w:r>
+        <w:rPr>
+          <w:color w:val="000000"/>
           <w:b/>
         </w:rPr>
-        <w:t xml:space="preserve">PHẦN 10. VIẾT (10 điểm)</w:t>
-      </w:r>
-    </w:p>
-    <w:p>
-      <w:r>
-        <w:t xml:space="preserve">Viết 90–110 từ báo cáo tiến độ một dự án. Dùng bị động hiện tại, quá khứ, tiếp diễn, hoàn thành, tương lai và modal.</w:t>
-      </w:r>
-    </w:p>
-    <w:p>
-      <w:r>
-        <w:rPr>
+        <w:t>PHẦN 9. ĐỌC HIỂU (10 điểm)</w:t>
+      </w:r>
+    </w:p>
+    <w:p>
+      <w:pPr>
+        <w:spacing w:before="0" w:after="60"/>
+        <w:keepNext/>
+      </w:pPr>
+      <w:r>
+        <w:rPr>
+          <w:color w:val="000000"/>
+          <w:i/>
+        </w:rPr>
+        <w:t>Hướng dẫn: Đọc đoạn văn và trả lời từng câu hỏi bằng thông tin trong bài.</w:t>
+      </w:r>
+    </w:p>
+    <w:p>
+      <w:pPr>
+        <w:spacing w:before="0" w:after="120"/>
+      </w:pPr>
+      <w:r>
+        <w:rPr>
+          <w:color w:val="000000"/>
+        </w:rPr>
+        <w:t>A community sports center is being built near our school. The project was started in March and will be completed in December.</w:t>
+      </w:r>
+    </w:p>
+    <w:p>
+      <w:pPr>
+        <w:spacing w:before="0" w:after="120"/>
+      </w:pPr>
+      <w:r>
+        <w:rPr>
+          <w:color w:val="000000"/>
+        </w:rPr>
+        <w:t>The main hall has already been painted, but the swimming pool is still being constructed.</w:t>
+      </w:r>
+    </w:p>
+    <w:p>
+      <w:pPr>
+        <w:spacing w:before="0" w:after="120"/>
+      </w:pPr>
+      <w:r>
+        <w:rPr>
+          <w:color w:val="000000"/>
+        </w:rPr>
+        <w:t>Equipment will be provided by local businesses. The center is expected to serve five thousand residents. Students may be offered free classes during the summer.</w:t>
+      </w:r>
+    </w:p>
+    <w:p>
+      <w:pPr>
+        <w:spacing w:before="120" w:after="160"/>
+      </w:pPr>
+      <w:r>
+        <w:rPr>
+          <w:color w:val="000000"/>
+        </w:rPr>
+        <w:t>1. What is being built?</w:t>
+      </w:r>
+    </w:p>
+    <w:p>
+      <w:pPr>
+        <w:spacing w:before="120" w:after="160"/>
+      </w:pPr>
+      <w:r>
+        <w:rPr>
+          <w:color w:val="000000"/>
+        </w:rPr>
+        <w:t>2. When was the project started?</w:t>
+      </w:r>
+    </w:p>
+    <w:p>
+      <w:pPr>
+        <w:spacing w:before="120" w:after="160"/>
+      </w:pPr>
+      <w:r>
+        <w:rPr>
+          <w:color w:val="000000"/>
+        </w:rPr>
+        <w:t>3. When will it be completed?</w:t>
+      </w:r>
+    </w:p>
+    <w:p>
+      <w:pPr>
+        <w:spacing w:before="120" w:after="160"/>
+      </w:pPr>
+      <w:r>
+        <w:rPr>
+          <w:color w:val="000000"/>
+        </w:rPr>
+        <w:t>4. What has already been painted?</w:t>
+      </w:r>
+    </w:p>
+    <w:p>
+      <w:pPr>
+        <w:spacing w:before="120" w:after="160"/>
+      </w:pPr>
+      <w:r>
+        <w:rPr>
+          <w:color w:val="000000"/>
+        </w:rPr>
+        <w:t>5. How many residents is it expected to serve?</w:t>
+      </w:r>
+    </w:p>
+    <w:p>
+      <w:pPr>
+        <w:spacing w:before="240" w:after="60"/>
+        <w:keepNext/>
+      </w:pPr>
+      <w:r>
+        <w:rPr>
+          <w:color w:val="000000"/>
           <w:b/>
         </w:rPr>
-        <w:t xml:space="preserve">ĐÁP ÁN – ĐỀ 2</w:t>
-      </w:r>
-    </w:p>
-    <w:p>
-      <w:r>
-        <w:rPr>
+        <w:t>PHẦN 10. VIẾT (10 điểm)</w:t>
+      </w:r>
+    </w:p>
+    <w:p>
+      <w:pPr>
+        <w:spacing w:before="0" w:after="60"/>
+        <w:keepNext/>
+      </w:pPr>
+      <w:r>
+        <w:rPr>
+          <w:color w:val="000000"/>
+          <w:i/>
+        </w:rPr>
+        <w:t>Hướng dẫn: Viết đúng độ dài và sử dụng đủ các dạng câu bị động được yêu cầu.</w:t>
+      </w:r>
+    </w:p>
+    <w:p>
+      <w:pPr>
+        <w:spacing w:before="40" w:after="60"/>
+      </w:pPr>
+      <w:r>
+        <w:rPr>
+          <w:color w:val="000000"/>
+        </w:rPr>
+        <w:t>Viết 90–110 từ báo cáo tiến độ một dự án. Dùng bị động hiện tại, quá khứ, tiếp diễn, hoàn thành, tương lai và modal.</w:t>
+      </w:r>
+    </w:p>
+    <w:p>
+      <w:pPr>
+        <w:spacing w:before="0" w:after="280"/>
+        <w:keepNext/>
+        <w:jc w:val="center"/>
+      </w:pPr>
+      <w:r>
+        <w:rPr>
+          <w:color w:val="000000"/>
           <w:b/>
         </w:rPr>
-        <w:t xml:space="preserve">PHẦN 1: 1. B; 2. A; 3. B; 4. B; 5. B; 6. B; 7. B; 8. B; 9. B; 10. A</w:t>
-      </w:r>
-    </w:p>
-    <w:p>
-      <w:r>
-        <w:rPr>
+        <w:br w:type="page"/>
+        <w:t>ĐÁP ÁN</w:t>
+      </w:r>
+    </w:p>
+    <w:p>
+      <w:pPr>
+        <w:spacing w:before="240" w:after="60"/>
+        <w:keepNext/>
+      </w:pPr>
+      <w:r>
+        <w:rPr>
+          <w:color w:val="000000"/>
           <w:b/>
         </w:rPr>
-        <w:t xml:space="preserve">PHẦN 2: 1. A hospital is going to be built.; 2. A new species has been discovered by scientists.; 3. A helmet must be worn.; 4. The problem cannot be solved.; 5. Was this letter written by Lan?; 6. Are the rooms cleaned daily?; 7. Nam was not invited.; 8. My bicycle has been stolen.; 9. Lunch is being prepared by the chef.; 10. These animals should be protected.</w:t>
-      </w:r>
-    </w:p>
-    <w:p>
-      <w:r>
-        <w:rPr>
+        <w:t>PHẦN 1</w:t>
+      </w:r>
+    </w:p>
+    <w:p>
+      <w:pPr>
+        <w:spacing w:before="60" w:after="120"/>
+      </w:pPr>
+      <w:r>
+        <w:rPr>
+          <w:color w:val="000000"/>
+        </w:rPr>
+        <w:t>Câu 1: B</w:t>
+      </w:r>
+    </w:p>
+    <w:p>
+      <w:pPr>
+        <w:spacing w:before="60" w:after="120"/>
+      </w:pPr>
+      <w:r>
+        <w:rPr>
+          <w:color w:val="000000"/>
+        </w:rPr>
+        <w:t>Câu 2: A</w:t>
+      </w:r>
+    </w:p>
+    <w:p>
+      <w:pPr>
+        <w:spacing w:before="60" w:after="120"/>
+      </w:pPr>
+      <w:r>
+        <w:rPr>
+          <w:color w:val="000000"/>
+        </w:rPr>
+        <w:t>Câu 3: B</w:t>
+      </w:r>
+    </w:p>
+    <w:p>
+      <w:pPr>
+        <w:spacing w:before="60" w:after="120"/>
+      </w:pPr>
+      <w:r>
+        <w:rPr>
+          <w:color w:val="000000"/>
+        </w:rPr>
+        <w:t>Câu 4: B</w:t>
+      </w:r>
+    </w:p>
+    <w:p>
+      <w:pPr>
+        <w:spacing w:before="60" w:after="120"/>
+      </w:pPr>
+      <w:r>
+        <w:rPr>
+          <w:color w:val="000000"/>
+        </w:rPr>
+        <w:t>Câu 5: B</w:t>
+      </w:r>
+    </w:p>
+    <w:p>
+      <w:pPr>
+        <w:spacing w:before="60" w:after="120"/>
+      </w:pPr>
+      <w:r>
+        <w:rPr>
+          <w:color w:val="000000"/>
+        </w:rPr>
+        <w:t>Câu 6: B</w:t>
+      </w:r>
+    </w:p>
+    <w:p>
+      <w:pPr>
+        <w:spacing w:before="60" w:after="120"/>
+      </w:pPr>
+      <w:r>
+        <w:rPr>
+          <w:color w:val="000000"/>
+        </w:rPr>
+        <w:t>Câu 7: B</w:t>
+      </w:r>
+    </w:p>
+    <w:p>
+      <w:pPr>
+        <w:spacing w:before="60" w:after="120"/>
+      </w:pPr>
+      <w:r>
+        <w:rPr>
+          <w:color w:val="000000"/>
+        </w:rPr>
+        <w:t>Câu 8: B</w:t>
+      </w:r>
+    </w:p>
+    <w:p>
+      <w:pPr>
+        <w:spacing w:before="60" w:after="120"/>
+      </w:pPr>
+      <w:r>
+        <w:rPr>
+          <w:color w:val="000000"/>
+        </w:rPr>
+        <w:t>Câu 9: B</w:t>
+      </w:r>
+    </w:p>
+    <w:p>
+      <w:pPr>
+        <w:spacing w:before="60" w:after="120"/>
+      </w:pPr>
+      <w:r>
+        <w:rPr>
+          <w:color w:val="000000"/>
+        </w:rPr>
+        <w:t>Câu 10: A</w:t>
+      </w:r>
+    </w:p>
+    <w:p>
+      <w:pPr>
+        <w:spacing w:before="240" w:after="60"/>
+        <w:keepNext/>
+      </w:pPr>
+      <w:r>
+        <w:rPr>
+          <w:color w:val="000000"/>
           <w:b/>
         </w:rPr>
-        <w:t xml:space="preserve">PHẦN 3: 1. cleaned; 2. caught; 3. built; 4. sung; 5. finished; 6. taken; 7. held; 8. broken; 9. kept; 10. known</w:t>
-      </w:r>
-    </w:p>
-    <w:p>
-      <w:r>
-        <w:rPr>
+        <w:t>PHẦN 2</w:t>
+      </w:r>
+    </w:p>
+    <w:p>
+      <w:pPr>
+        <w:spacing w:before="60" w:after="120"/>
+      </w:pPr>
+      <w:r>
+        <w:rPr>
+          <w:color w:val="000000"/>
+        </w:rPr>
+        <w:t>Câu 1: A hospital is going to be built.</w:t>
+      </w:r>
+    </w:p>
+    <w:p>
+      <w:pPr>
+        <w:spacing w:before="60" w:after="120"/>
+      </w:pPr>
+      <w:r>
+        <w:rPr>
+          <w:color w:val="000000"/>
+        </w:rPr>
+        <w:t>Câu 2: A new species has been discovered by scientists.</w:t>
+      </w:r>
+    </w:p>
+    <w:p>
+      <w:pPr>
+        <w:spacing w:before="60" w:after="120"/>
+      </w:pPr>
+      <w:r>
+        <w:rPr>
+          <w:color w:val="000000"/>
+        </w:rPr>
+        <w:t>Câu 3: A helmet must be worn.</w:t>
+      </w:r>
+    </w:p>
+    <w:p>
+      <w:pPr>
+        <w:spacing w:before="60" w:after="120"/>
+      </w:pPr>
+      <w:r>
+        <w:rPr>
+          <w:color w:val="000000"/>
+        </w:rPr>
+        <w:t>Câu 4: The problem cannot be solved.</w:t>
+      </w:r>
+    </w:p>
+    <w:p>
+      <w:pPr>
+        <w:spacing w:before="60" w:after="120"/>
+      </w:pPr>
+      <w:r>
+        <w:rPr>
+          <w:color w:val="000000"/>
+        </w:rPr>
+        <w:t>Câu 5: Was this letter written by Lan?</w:t>
+      </w:r>
+    </w:p>
+    <w:p>
+      <w:pPr>
+        <w:spacing w:before="60" w:after="120"/>
+      </w:pPr>
+      <w:r>
+        <w:rPr>
+          <w:color w:val="000000"/>
+        </w:rPr>
+        <w:t>Câu 6: Are the rooms cleaned daily?</w:t>
+      </w:r>
+    </w:p>
+    <w:p>
+      <w:pPr>
+        <w:spacing w:before="60" w:after="120"/>
+      </w:pPr>
+      <w:r>
+        <w:rPr>
+          <w:color w:val="000000"/>
+        </w:rPr>
+        <w:t>Câu 7: Nam was not invited.</w:t>
+      </w:r>
+    </w:p>
+    <w:p>
+      <w:pPr>
+        <w:spacing w:before="60" w:after="120"/>
+      </w:pPr>
+      <w:r>
+        <w:rPr>
+          <w:color w:val="000000"/>
+        </w:rPr>
+        <w:t>Câu 8: My bicycle has been stolen.</w:t>
+      </w:r>
+    </w:p>
+    <w:p>
+      <w:pPr>
+        <w:spacing w:before="60" w:after="120"/>
+      </w:pPr>
+      <w:r>
+        <w:rPr>
+          <w:color w:val="000000"/>
+        </w:rPr>
+        <w:t>Câu 9: Lunch is being prepared by the chef.</w:t>
+      </w:r>
+    </w:p>
+    <w:p>
+      <w:pPr>
+        <w:spacing w:before="60" w:after="120"/>
+      </w:pPr>
+      <w:r>
+        <w:rPr>
+          <w:color w:val="000000"/>
+        </w:rPr>
+        <w:t>Câu 10: These animals should be protected.</w:t>
+      </w:r>
+    </w:p>
+    <w:p>
+      <w:pPr>
+        <w:spacing w:before="240" w:after="60"/>
+        <w:keepNext/>
+      </w:pPr>
+      <w:r>
+        <w:rPr>
+          <w:color w:val="000000"/>
           <w:b/>
         </w:rPr>
-        <w:t xml:space="preserve">PHẦN 4: 1. He was offered a job. / A job was offered to him.; 2. We were made dinner. / Dinner was made for us.; 3. Visitors were told the story. / The story was told to visitors.; 4. I was lent her bicycle. / Her bicycle was lent to me.; 5. She was promised a refund. / A refund was promised to her.; 6. His friend was written a letter. / A letter was written to his friend.; 7. Workers were paid a bonus. / A bonus was paid to workers.; 8. The children were cooked lunch. / Lunch was cooked for the children.; 9. He was asked a question. / A question was asked of him.; 10. Hoa was awarded a scholarship. / A scholarship was awarded to Hoa.</w:t>
-      </w:r>
-    </w:p>
-    <w:p>
-      <w:r>
-        <w:rPr>
+        <w:t>PHẦN 3</w:t>
+      </w:r>
+    </w:p>
+    <w:p>
+      <w:pPr>
+        <w:spacing w:before="60" w:after="120"/>
+      </w:pPr>
+      <w:r>
+        <w:rPr>
+          <w:color w:val="000000"/>
+        </w:rPr>
+        <w:t>Câu 1: cleaned</w:t>
+      </w:r>
+    </w:p>
+    <w:p>
+      <w:pPr>
+        <w:spacing w:before="60" w:after="120"/>
+      </w:pPr>
+      <w:r>
+        <w:rPr>
+          <w:color w:val="000000"/>
+        </w:rPr>
+        <w:t>Câu 2: caught</w:t>
+      </w:r>
+    </w:p>
+    <w:p>
+      <w:pPr>
+        <w:spacing w:before="60" w:after="120"/>
+      </w:pPr>
+      <w:r>
+        <w:rPr>
+          <w:color w:val="000000"/>
+        </w:rPr>
+        <w:t>Câu 3: built</w:t>
+      </w:r>
+    </w:p>
+    <w:p>
+      <w:pPr>
+        <w:spacing w:before="60" w:after="120"/>
+      </w:pPr>
+      <w:r>
+        <w:rPr>
+          <w:color w:val="000000"/>
+        </w:rPr>
+        <w:t>Câu 4: sung</w:t>
+      </w:r>
+    </w:p>
+    <w:p>
+      <w:pPr>
+        <w:spacing w:before="60" w:after="120"/>
+      </w:pPr>
+      <w:r>
+        <w:rPr>
+          <w:color w:val="000000"/>
+        </w:rPr>
+        <w:t>Câu 5: finished</w:t>
+      </w:r>
+    </w:p>
+    <w:p>
+      <w:pPr>
+        <w:spacing w:before="60" w:after="120"/>
+      </w:pPr>
+      <w:r>
+        <w:rPr>
+          <w:color w:val="000000"/>
+        </w:rPr>
+        <w:t>Câu 6: taken</w:t>
+      </w:r>
+    </w:p>
+    <w:p>
+      <w:pPr>
+        <w:spacing w:before="60" w:after="120"/>
+      </w:pPr>
+      <w:r>
+        <w:rPr>
+          <w:color w:val="000000"/>
+        </w:rPr>
+        <w:t>Câu 7: held</w:t>
+      </w:r>
+    </w:p>
+    <w:p>
+      <w:pPr>
+        <w:spacing w:before="60" w:after="120"/>
+      </w:pPr>
+      <w:r>
+        <w:rPr>
+          <w:color w:val="000000"/>
+        </w:rPr>
+        <w:t>Câu 8: broken</w:t>
+      </w:r>
+    </w:p>
+    <w:p>
+      <w:pPr>
+        <w:spacing w:before="60" w:after="120"/>
+      </w:pPr>
+      <w:r>
+        <w:rPr>
+          <w:color w:val="000000"/>
+        </w:rPr>
+        <w:t>Câu 9: kept</w:t>
+      </w:r>
+    </w:p>
+    <w:p>
+      <w:pPr>
+        <w:spacing w:before="60" w:after="120"/>
+      </w:pPr>
+      <w:r>
+        <w:rPr>
+          <w:color w:val="000000"/>
+        </w:rPr>
+        <w:t>Câu 10: known</w:t>
+      </w:r>
+    </w:p>
+    <w:p>
+      <w:pPr>
+        <w:spacing w:before="240" w:after="60"/>
+        <w:keepNext/>
+      </w:pPr>
+      <w:r>
+        <w:rPr>
+          <w:color w:val="000000"/>
           <w:b/>
         </w:rPr>
-        <w:t xml:space="preserve">PHẦN 5: 1. The road is reported to be closed.; 2. He is considered a good leader.; 3. The company is said to have lost money.; 4. The castle is believed to be haunted.; 5. Prices are expected to rise.; 6. The product is claimed to be safe.; 7. She is known to have left early.; 8. He is supposed to know the answer.; 9. Two people are reported to have been injured.; 10. The restaurant is said to serve good food.</w:t>
-      </w:r>
-    </w:p>
-    <w:p>
-      <w:r>
-        <w:rPr>
+        <w:t>PHẦN 4</w:t>
+      </w:r>
+    </w:p>
+    <w:p>
+      <w:pPr>
+        <w:spacing w:before="60" w:after="120"/>
+      </w:pPr>
+      <w:r>
+        <w:rPr>
+          <w:color w:val="000000"/>
+        </w:rPr>
+        <w:t>Câu 1: He was offered a job. / A job was offered to him.</w:t>
+      </w:r>
+    </w:p>
+    <w:p>
+      <w:pPr>
+        <w:spacing w:before="60" w:after="120"/>
+      </w:pPr>
+      <w:r>
+        <w:rPr>
+          <w:color w:val="000000"/>
+        </w:rPr>
+        <w:t>Câu 2: We were made dinner. / Dinner was made for us.</w:t>
+      </w:r>
+    </w:p>
+    <w:p>
+      <w:pPr>
+        <w:spacing w:before="60" w:after="120"/>
+      </w:pPr>
+      <w:r>
+        <w:rPr>
+          <w:color w:val="000000"/>
+        </w:rPr>
+        <w:t>Câu 3: Visitors were told the story. / The story was told to visitors.</w:t>
+      </w:r>
+    </w:p>
+    <w:p>
+      <w:pPr>
+        <w:spacing w:before="60" w:after="120"/>
+      </w:pPr>
+      <w:r>
+        <w:rPr>
+          <w:color w:val="000000"/>
+        </w:rPr>
+        <w:t>Câu 4: I was lent her bicycle. / Her bicycle was lent to me.</w:t>
+      </w:r>
+    </w:p>
+    <w:p>
+      <w:pPr>
+        <w:spacing w:before="60" w:after="120"/>
+      </w:pPr>
+      <w:r>
+        <w:rPr>
+          <w:color w:val="000000"/>
+        </w:rPr>
+        <w:t>Câu 5: She was promised a refund. / A refund was promised to her.</w:t>
+      </w:r>
+    </w:p>
+    <w:p>
+      <w:pPr>
+        <w:spacing w:before="60" w:after="120"/>
+      </w:pPr>
+      <w:r>
+        <w:rPr>
+          <w:color w:val="000000"/>
+        </w:rPr>
+        <w:t>Câu 6: His friend was written a letter. / A letter was written to his friend.</w:t>
+      </w:r>
+    </w:p>
+    <w:p>
+      <w:pPr>
+        <w:spacing w:before="60" w:after="120"/>
+      </w:pPr>
+      <w:r>
+        <w:rPr>
+          <w:color w:val="000000"/>
+        </w:rPr>
+        <w:t>Câu 7: Workers were paid a bonus. / A bonus was paid to workers.</w:t>
+      </w:r>
+    </w:p>
+    <w:p>
+      <w:pPr>
+        <w:spacing w:before="60" w:after="120"/>
+      </w:pPr>
+      <w:r>
+        <w:rPr>
+          <w:color w:val="000000"/>
+        </w:rPr>
+        <w:t>Câu 8: The children were cooked lunch. / Lunch was cooked for the children.</w:t>
+      </w:r>
+    </w:p>
+    <w:p>
+      <w:pPr>
+        <w:spacing w:before="60" w:after="120"/>
+      </w:pPr>
+      <w:r>
+        <w:rPr>
+          <w:color w:val="000000"/>
+        </w:rPr>
+        <w:t>Câu 9: He was asked a question. / A question was asked of him.</w:t>
+      </w:r>
+    </w:p>
+    <w:p>
+      <w:pPr>
+        <w:spacing w:before="60" w:after="120"/>
+      </w:pPr>
+      <w:r>
+        <w:rPr>
+          <w:color w:val="000000"/>
+        </w:rPr>
+        <w:t>Câu 10: Hoa was awarded a scholarship. / A scholarship was awarded to Hoa.</w:t>
+      </w:r>
+    </w:p>
+    <w:p>
+      <w:pPr>
+        <w:spacing w:before="240" w:after="60"/>
+        <w:keepNext/>
+      </w:pPr>
+      <w:r>
+        <w:rPr>
+          <w:color w:val="000000"/>
           <w:b/>
         </w:rPr>
-        <w:t xml:space="preserve">PHẦN 6: 1. She has her office cleaned weekly.; 2. They had their wedding photos taken.; 3. We are going to have our sofa delivered.; 4. He had his suit made.; 5. They have the machine checked monthly.; 6. Mai got her sink fixed.; 7. We will have the hall decorated.; 8. He had his eyes tested.; 9. I got my cards printed.; 10. They have their windows washed monthly.</w:t>
-      </w:r>
-    </w:p>
-    <w:p>
-      <w:r>
-        <w:rPr>
+        <w:t>PHẦN 5</w:t>
+      </w:r>
+    </w:p>
+    <w:p>
+      <w:pPr>
+        <w:spacing w:before="60" w:after="120"/>
+      </w:pPr>
+      <w:r>
+        <w:rPr>
+          <w:color w:val="000000"/>
+        </w:rPr>
+        <w:t>Câu 1: The road is reported to be closed.</w:t>
+      </w:r>
+    </w:p>
+    <w:p>
+      <w:pPr>
+        <w:spacing w:before="60" w:after="120"/>
+      </w:pPr>
+      <w:r>
+        <w:rPr>
+          <w:color w:val="000000"/>
+        </w:rPr>
+        <w:t>Câu 2: He is considered a good leader.</w:t>
+      </w:r>
+    </w:p>
+    <w:p>
+      <w:pPr>
+        <w:spacing w:before="60" w:after="120"/>
+      </w:pPr>
+      <w:r>
+        <w:rPr>
+          <w:color w:val="000000"/>
+        </w:rPr>
+        <w:t>Câu 3: The company is said to have lost money.</w:t>
+      </w:r>
+    </w:p>
+    <w:p>
+      <w:pPr>
+        <w:spacing w:before="60" w:after="120"/>
+      </w:pPr>
+      <w:r>
+        <w:rPr>
+          <w:color w:val="000000"/>
+        </w:rPr>
+        <w:t>Câu 4: The castle is believed to be haunted.</w:t>
+      </w:r>
+    </w:p>
+    <w:p>
+      <w:pPr>
+        <w:spacing w:before="60" w:after="120"/>
+      </w:pPr>
+      <w:r>
+        <w:rPr>
+          <w:color w:val="000000"/>
+        </w:rPr>
+        <w:t>Câu 5: Prices are expected to rise.</w:t>
+      </w:r>
+    </w:p>
+    <w:p>
+      <w:pPr>
+        <w:spacing w:before="60" w:after="120"/>
+      </w:pPr>
+      <w:r>
+        <w:rPr>
+          <w:color w:val="000000"/>
+        </w:rPr>
+        <w:t>Câu 6: The product is claimed to be safe.</w:t>
+      </w:r>
+    </w:p>
+    <w:p>
+      <w:pPr>
+        <w:spacing w:before="60" w:after="120"/>
+      </w:pPr>
+      <w:r>
+        <w:rPr>
+          <w:color w:val="000000"/>
+        </w:rPr>
+        <w:t>Câu 7: She is known to have left early.</w:t>
+      </w:r>
+    </w:p>
+    <w:p>
+      <w:pPr>
+        <w:spacing w:before="60" w:after="120"/>
+      </w:pPr>
+      <w:r>
+        <w:rPr>
+          <w:color w:val="000000"/>
+        </w:rPr>
+        <w:t>Câu 8: He is supposed to know the answer.</w:t>
+      </w:r>
+    </w:p>
+    <w:p>
+      <w:pPr>
+        <w:spacing w:before="60" w:after="120"/>
+      </w:pPr>
+      <w:r>
+        <w:rPr>
+          <w:color w:val="000000"/>
+        </w:rPr>
+        <w:t>Câu 9: Two people are reported to have been injured.</w:t>
+      </w:r>
+    </w:p>
+    <w:p>
+      <w:pPr>
+        <w:spacing w:before="60" w:after="120"/>
+      </w:pPr>
+      <w:r>
+        <w:rPr>
+          <w:color w:val="000000"/>
+        </w:rPr>
+        <w:t>Câu 10: The restaurant is said to serve good food.</w:t>
+      </w:r>
+    </w:p>
+    <w:p>
+      <w:pPr>
+        <w:spacing w:before="240" w:after="60"/>
+        <w:keepNext/>
+      </w:pPr>
+      <w:r>
+        <w:rPr>
+          <w:color w:val="000000"/>
           <w:b/>
         </w:rPr>
-        <w:t xml:space="preserve">PHẦN 7: 1. Helmets must be worn.; 2. I was given a present.; 3. A gift was bought for me.; 4. He is said to be rich.; 5. I had my phone repaired.; 6. Was the letter written by Lan?; 7. The road was being built.; 8. The result has not been announced.; 9. She got her hair cut.; 10. This problem can be solved.</w:t>
-      </w:r>
-    </w:p>
-    <w:p>
-      <w:r>
-        <w:rPr>
+        <w:t>PHẦN 6</w:t>
+      </w:r>
+    </w:p>
+    <w:p>
+      <w:pPr>
+        <w:spacing w:before="60" w:after="120"/>
+      </w:pPr>
+      <w:r>
+        <w:rPr>
+          <w:color w:val="000000"/>
+        </w:rPr>
+        <w:t>Câu 1: She has her office cleaned weekly.</w:t>
+      </w:r>
+    </w:p>
+    <w:p>
+      <w:pPr>
+        <w:spacing w:before="60" w:after="120"/>
+      </w:pPr>
+      <w:r>
+        <w:rPr>
+          <w:color w:val="000000"/>
+        </w:rPr>
+        <w:t>Câu 2: They had their wedding photos taken.</w:t>
+      </w:r>
+    </w:p>
+    <w:p>
+      <w:pPr>
+        <w:spacing w:before="60" w:after="120"/>
+      </w:pPr>
+      <w:r>
+        <w:rPr>
+          <w:color w:val="000000"/>
+        </w:rPr>
+        <w:t>Câu 3: We are going to have our sofa delivered.</w:t>
+      </w:r>
+    </w:p>
+    <w:p>
+      <w:pPr>
+        <w:spacing w:before="60" w:after="120"/>
+      </w:pPr>
+      <w:r>
+        <w:rPr>
+          <w:color w:val="000000"/>
+        </w:rPr>
+        <w:t>Câu 4: He had his suit made.</w:t>
+      </w:r>
+    </w:p>
+    <w:p>
+      <w:pPr>
+        <w:spacing w:before="60" w:after="120"/>
+      </w:pPr>
+      <w:r>
+        <w:rPr>
+          <w:color w:val="000000"/>
+        </w:rPr>
+        <w:t>Câu 5: They have the machine checked monthly.</w:t>
+      </w:r>
+    </w:p>
+    <w:p>
+      <w:pPr>
+        <w:spacing w:before="60" w:after="120"/>
+      </w:pPr>
+      <w:r>
+        <w:rPr>
+          <w:color w:val="000000"/>
+        </w:rPr>
+        <w:t>Câu 6: Mai got her sink fixed.</w:t>
+      </w:r>
+    </w:p>
+    <w:p>
+      <w:pPr>
+        <w:spacing w:before="60" w:after="120"/>
+      </w:pPr>
+      <w:r>
+        <w:rPr>
+          <w:color w:val="000000"/>
+        </w:rPr>
+        <w:t>Câu 7: We will have the hall decorated.</w:t>
+      </w:r>
+    </w:p>
+    <w:p>
+      <w:pPr>
+        <w:spacing w:before="60" w:after="120"/>
+      </w:pPr>
+      <w:r>
+        <w:rPr>
+          <w:color w:val="000000"/>
+        </w:rPr>
+        <w:t>Câu 8: He had his eyes tested.</w:t>
+      </w:r>
+    </w:p>
+    <w:p>
+      <w:pPr>
+        <w:spacing w:before="60" w:after="120"/>
+      </w:pPr>
+      <w:r>
+        <w:rPr>
+          <w:color w:val="000000"/>
+        </w:rPr>
+        <w:t>Câu 9: I got my cards printed.</w:t>
+      </w:r>
+    </w:p>
+    <w:p>
+      <w:pPr>
+        <w:spacing w:before="60" w:after="120"/>
+      </w:pPr>
+      <w:r>
+        <w:rPr>
+          <w:color w:val="000000"/>
+        </w:rPr>
+        <w:t>Câu 10: They have their windows washed monthly.</w:t>
+      </w:r>
+    </w:p>
+    <w:p>
+      <w:pPr>
+        <w:spacing w:before="240" w:after="60"/>
+        <w:keepNext/>
+      </w:pPr>
+      <w:r>
+        <w:rPr>
+          <w:color w:val="000000"/>
           <w:b/>
         </w:rPr>
-        <w:t xml:space="preserve">PHẦN 8: 1 English is spoken in many countries. 2 The bridge was built last year. 3 The room is being cleaned. 4 The letter has been sent. 5 The result will be announced tomorrow. 6 Helmets must be worn. 7 Lan was given a prize. 8 He is said to be very talented. 9 I had my hair cut yesterday. 10 A hospital is going to be built here.</w:t>
-      </w:r>
-    </w:p>
-    <w:p>
-      <w:r>
-        <w:rPr>
+        <w:t>PHẦN 7</w:t>
+      </w:r>
+    </w:p>
+    <w:p>
+      <w:pPr>
+        <w:spacing w:before="60" w:after="120"/>
+      </w:pPr>
+      <w:r>
+        <w:rPr>
+          <w:color w:val="000000"/>
+        </w:rPr>
+        <w:t>Câu 1: Helmets must be worn.</w:t>
+      </w:r>
+    </w:p>
+    <w:p>
+      <w:pPr>
+        <w:spacing w:before="60" w:after="120"/>
+      </w:pPr>
+      <w:r>
+        <w:rPr>
+          <w:color w:val="000000"/>
+        </w:rPr>
+        <w:t>Câu 2: I was given a present.</w:t>
+      </w:r>
+    </w:p>
+    <w:p>
+      <w:pPr>
+        <w:spacing w:before="60" w:after="120"/>
+      </w:pPr>
+      <w:r>
+        <w:rPr>
+          <w:color w:val="000000"/>
+        </w:rPr>
+        <w:t>Câu 3: A gift was bought for me.</w:t>
+      </w:r>
+    </w:p>
+    <w:p>
+      <w:pPr>
+        <w:spacing w:before="60" w:after="120"/>
+      </w:pPr>
+      <w:r>
+        <w:rPr>
+          <w:color w:val="000000"/>
+        </w:rPr>
+        <w:t>Câu 4: He is said to be rich.</w:t>
+      </w:r>
+    </w:p>
+    <w:p>
+      <w:pPr>
+        <w:spacing w:before="60" w:after="120"/>
+      </w:pPr>
+      <w:r>
+        <w:rPr>
+          <w:color w:val="000000"/>
+        </w:rPr>
+        <w:t>Câu 5: I had my phone repaired.</w:t>
+      </w:r>
+    </w:p>
+    <w:p>
+      <w:pPr>
+        <w:spacing w:before="60" w:after="120"/>
+      </w:pPr>
+      <w:r>
+        <w:rPr>
+          <w:color w:val="000000"/>
+        </w:rPr>
+        <w:t>Câu 6: Was the letter written by Lan?</w:t>
+      </w:r>
+    </w:p>
+    <w:p>
+      <w:pPr>
+        <w:spacing w:before="60" w:after="120"/>
+      </w:pPr>
+      <w:r>
+        <w:rPr>
+          <w:color w:val="000000"/>
+        </w:rPr>
+        <w:t>Câu 7: The road was being built.</w:t>
+      </w:r>
+    </w:p>
+    <w:p>
+      <w:pPr>
+        <w:spacing w:before="60" w:after="120"/>
+      </w:pPr>
+      <w:r>
+        <w:rPr>
+          <w:color w:val="000000"/>
+        </w:rPr>
+        <w:t>Câu 8: The result has not been announced.</w:t>
+      </w:r>
+    </w:p>
+    <w:p>
+      <w:pPr>
+        <w:spacing w:before="60" w:after="120"/>
+      </w:pPr>
+      <w:r>
+        <w:rPr>
+          <w:color w:val="000000"/>
+        </w:rPr>
+        <w:t>Câu 9: She got her hair cut.</w:t>
+      </w:r>
+    </w:p>
+    <w:p>
+      <w:pPr>
+        <w:spacing w:before="60" w:after="120"/>
+      </w:pPr>
+      <w:r>
+        <w:rPr>
+          <w:color w:val="000000"/>
+        </w:rPr>
+        <w:t>Câu 10: This problem can be solved.</w:t>
+      </w:r>
+    </w:p>
+    <w:p>
+      <w:pPr>
+        <w:spacing w:before="240" w:after="60"/>
+        <w:keepNext/>
+      </w:pPr>
+      <w:r>
+        <w:rPr>
+          <w:color w:val="000000"/>
           <w:b/>
         </w:rPr>
-        <w:t xml:space="preserve">PHẦN 9: 1. A community sports center. 2. In March. 3. In December. 4. The main hall. 5. Five thousand residents.</w:t>
-      </w:r>
-    </w:p>
-    <w:p>
-      <w:r>
-        <w:rPr>
+        <w:t>PHẦN 8</w:t>
+      </w:r>
+    </w:p>
+    <w:p>
+      <w:pPr>
+        <w:spacing w:before="60" w:after="120"/>
+      </w:pPr>
+      <w:r>
+        <w:rPr>
+          <w:color w:val="000000"/>
+        </w:rPr>
+        <w:t>Câu 1: English is spoken in many countries.</w:t>
+      </w:r>
+    </w:p>
+    <w:p>
+      <w:pPr>
+        <w:spacing w:before="60" w:after="120"/>
+      </w:pPr>
+      <w:r>
+        <w:rPr>
+          <w:color w:val="000000"/>
+        </w:rPr>
+        <w:t>Câu 2: The bridge was built last year.</w:t>
+      </w:r>
+    </w:p>
+    <w:p>
+      <w:pPr>
+        <w:spacing w:before="60" w:after="120"/>
+      </w:pPr>
+      <w:r>
+        <w:rPr>
+          <w:color w:val="000000"/>
+        </w:rPr>
+        <w:t>Câu 3: The room is being cleaned.</w:t>
+      </w:r>
+    </w:p>
+    <w:p>
+      <w:pPr>
+        <w:spacing w:before="60" w:after="120"/>
+      </w:pPr>
+      <w:r>
+        <w:rPr>
+          <w:color w:val="000000"/>
+        </w:rPr>
+        <w:t>Câu 4: The letter has been sent.</w:t>
+      </w:r>
+    </w:p>
+    <w:p>
+      <w:pPr>
+        <w:spacing w:before="60" w:after="120"/>
+      </w:pPr>
+      <w:r>
+        <w:rPr>
+          <w:color w:val="000000"/>
+        </w:rPr>
+        <w:t>Câu 5: The result will be announced tomorrow.</w:t>
+      </w:r>
+    </w:p>
+    <w:p>
+      <w:pPr>
+        <w:spacing w:before="60" w:after="120"/>
+      </w:pPr>
+      <w:r>
+        <w:rPr>
+          <w:color w:val="000000"/>
+        </w:rPr>
+        <w:t>Câu 6: Helmets must be worn.</w:t>
+      </w:r>
+    </w:p>
+    <w:p>
+      <w:pPr>
+        <w:spacing w:before="60" w:after="120"/>
+      </w:pPr>
+      <w:r>
+        <w:rPr>
+          <w:color w:val="000000"/>
+        </w:rPr>
+        <w:t>Câu 7: Lan was given a prize.</w:t>
+      </w:r>
+    </w:p>
+    <w:p>
+      <w:pPr>
+        <w:spacing w:before="60" w:after="120"/>
+      </w:pPr>
+      <w:r>
+        <w:rPr>
+          <w:color w:val="000000"/>
+        </w:rPr>
+        <w:t>Câu 8: He is said to be very talented.</w:t>
+      </w:r>
+    </w:p>
+    <w:p>
+      <w:pPr>
+        <w:spacing w:before="60" w:after="120"/>
+      </w:pPr>
+      <w:r>
+        <w:rPr>
+          <w:color w:val="000000"/>
+        </w:rPr>
+        <w:t>Câu 9: I had my hair cut yesterday.</w:t>
+      </w:r>
+    </w:p>
+    <w:p>
+      <w:pPr>
+        <w:spacing w:before="60" w:after="120"/>
+      </w:pPr>
+      <w:r>
+        <w:rPr>
+          <w:color w:val="000000"/>
+        </w:rPr>
+        <w:t>Câu 10: A hospital is going to be built here.</w:t>
+      </w:r>
+    </w:p>
+    <w:p>
+      <w:pPr>
+        <w:spacing w:before="240" w:after="60"/>
+        <w:keepNext/>
+      </w:pPr>
+      <w:r>
+        <w:rPr>
+          <w:color w:val="000000"/>
           <w:b/>
         </w:rPr>
-        <w:t xml:space="preserve">BÀI VIẾT MẪU (98 từ): A new sports center is being built in my neighborhood. The project was approved last year, and construction was started in January. The main walls have already been completed, while the swimming pool is being prepared now. Solar panels are going to be installed on the roof. All equipment will be tested before the center is opened. Safety rules must be followed by every worker. The building is expected to serve several nearby schools. Local residents have been given regular updates, and they will be offered discounted membership. I hope the whole project will be completed on time.</w:t>
+        <w:t>PHẦN 9</w:t>
+      </w:r>
+    </w:p>
+    <w:p>
+      <w:pPr>
+        <w:spacing w:before="60" w:after="120"/>
+      </w:pPr>
+      <w:r>
+        <w:rPr>
+          <w:color w:val="000000"/>
+        </w:rPr>
+        <w:t>Câu 1: A community sports center.</w:t>
+      </w:r>
+    </w:p>
+    <w:p>
+      <w:pPr>
+        <w:spacing w:before="60" w:after="120"/>
+      </w:pPr>
+      <w:r>
+        <w:rPr>
+          <w:color w:val="000000"/>
+        </w:rPr>
+        <w:t>Câu 2: In March.</w:t>
+      </w:r>
+    </w:p>
+    <w:p>
+      <w:pPr>
+        <w:spacing w:before="60" w:after="120"/>
+      </w:pPr>
+      <w:r>
+        <w:rPr>
+          <w:color w:val="000000"/>
+        </w:rPr>
+        <w:t>Câu 3: In December.</w:t>
+      </w:r>
+    </w:p>
+    <w:p>
+      <w:pPr>
+        <w:spacing w:before="60" w:after="120"/>
+      </w:pPr>
+      <w:r>
+        <w:rPr>
+          <w:color w:val="000000"/>
+        </w:rPr>
+        <w:t>Câu 4: The main hall.</w:t>
+      </w:r>
+    </w:p>
+    <w:p>
+      <w:pPr>
+        <w:spacing w:before="60" w:after="120"/>
+      </w:pPr>
+      <w:r>
+        <w:rPr>
+          <w:color w:val="000000"/>
+        </w:rPr>
+        <w:t>Câu 5: Five thousand residents.</w:t>
+      </w:r>
+    </w:p>
+    <w:p>
+      <w:pPr>
+        <w:spacing w:before="240" w:after="60"/>
+        <w:keepNext/>
+      </w:pPr>
+      <w:r>
+        <w:rPr>
+          <w:color w:val="000000"/>
+          <w:b/>
+        </w:rPr>
+        <w:t>PHẦN 10</w:t>
+      </w:r>
+    </w:p>
+    <w:p>
+      <w:pPr>
+        <w:spacing w:before="240" w:after="60"/>
+        <w:keepNext/>
+      </w:pPr>
+      <w:r>
+        <w:rPr>
+          <w:color w:val="000000"/>
+          <w:b/>
+        </w:rPr>
+        <w:t>Câu trả lời tham khảo</w:t>
+      </w:r>
+    </w:p>
+    <w:p>
+      <w:pPr>
+        <w:spacing w:before="0" w:after="160"/>
+      </w:pPr>
+      <w:r>
+        <w:rPr>
+          <w:color w:val="000000"/>
+        </w:rPr>
+        <w:t>BÀI VIẾT MẪU (98 từ): A new sports center is being built in my neighborhood. The project was approved last year, and construction was started in January. The main walls have already been completed, while the swimming pool is being prepared now. Solar panels are going to be installed on the roof. All equipment will be tested before the center is opened. Safety rules must be followed by every worker. The building is expected to serve several nearby schools. Local residents have been given regular updates, and they will be offered discounted membership. I hope the whole project will be completed on time.</w:t>
       </w:r>
     </w:p>
     <w:sectPr>
